--- a/pr-preview/pr-78/chapters/18-variable-selection-causal-inference.docx
+++ b/pr-preview/pr-78/chapters/18-variable-selection-causal-inference.docx
@@ -2245,7 +2245,7 @@
     </w:p>
     <w:bookmarkEnd w:id="20"/>
     <w:bookmarkEnd w:id="21"/>
-    <w:bookmarkStart w:id="24" w:name="X3e01b82cd3a38645145fa283163d3b6c6863fdd"/>
+    <w:bookmarkStart w:id="25" w:name="X3e01b82cd3a38645145fa283163d3b6c6863fdd"/>
     <w:p>
       <w:pPr>
         <w:pStyle w:val="Heading2"/>
@@ -2269,7 +2269,7 @@
         <w:t xml:space="preserve">Some variables should not be adjusted for even if they’re associated with both treatment and outcome.</w:t>
       </w:r>
     </w:p>
-    <w:bookmarkStart w:id="22" w:name="m-bias-butterfly-bias"/>
+    <w:bookmarkStart w:id="23" w:name="m-bias-butterfly-bias"/>
     <w:p>
       <w:pPr>
         <w:pStyle w:val="Heading3"/>
@@ -2278,16 +2278,408 @@
         <w:t xml:space="preserve">4.1 M-bias (Butterfly Bias)</w:t>
       </w:r>
     </w:p>
-    <w:p>
-      <w:pPr>
-        <w:pStyle w:val="FirstParagraph"/>
+    <w:tbl>
+      <w:tblPr>
+        <w:tblStyle w:val="Table"/>
+        <w:tblInd w:w="164" w:type="dxa"/>
+        <w:tblBorders>
+          <w:left w:val="single" w:sz="24" w:space="0" w:color="909090"/>
+        </w:tblBorders>
+        <w:tblCellMar>
+          <w:left w:w="0" w:type="dxa"/>
+          <w:right w:w="0" w:type="dxa"/>
+        </w:tblCellMar>
+        <w:tblLook w:firstRow="0" w:lastRow="0" w:firstColumn="0" w:lastColumn="0" w:noHBand="0" w:noVBand="0" w:val="0000"/>
+      </w:tblPr>
+      <w:tblGrid>
+        <w:gridCol w:w="7920"/>
+      </w:tblGrid>
+      <w:tr>
+        <w:trPr>
+          <w:cantSplit/>
+        </w:trPr>
+        <w:tc>
+          <w:tcPr>
+            <w:tcMar>
+              <w:left w:w="144" w:type="dxa"/>
+            </w:tcMar>
+          </w:tcPr>
+          <w:p>
+            <w:pPr>
+              <w:pStyle w:val="FirstParagraph"/>
+            </w:pPr>
+            <w:pPr>
+              <w:spacing w:before="16" w:after="64"/>
+            </w:pPr>
+          </w:p>
+          <w:bookmarkStart w:id="22" w:name="def-m-bias"/>
+          <w:p>
+            <w:pPr>
+              <w:pStyle w:val="BodyText"/>
+            </w:pPr>
+            <w:r>
+              <w:rPr>
+                <w:b/>
+                <w:bCs/>
+              </w:rPr>
+              <w:t xml:space="preserve">Definition 4 (M-Bias (Butterfly Bias))</w:t>
+            </w:r>
+            <w:r>
+              <w:t xml:space="preserve"> </w:t>
+            </w:r>
+            <w:r>
+              <w:rPr>
+                <w:b/>
+                <w:bCs/>
+              </w:rPr>
+              <w:t xml:space="preserve">DAG structure</w:t>
+            </w:r>
+            <w:r>
+              <w:t xml:space="preserve">:</w:t>
+            </w:r>
+          </w:p>
+          <w:p>
+            <w:pPr>
+              <w:pStyle w:val="SourceCode"/>
+            </w:pPr>
+            <w:r>
+              <w:rPr>
+                <w:rStyle w:val="VerbatimChar"/>
+              </w:rPr>
+              <w:t xml:space="preserve">    U1 → L ← U2</w:t>
+            </w:r>
+            <w:r>
+              <w:br/>
+            </w:r>
+            <w:r>
+              <w:rPr>
+                <w:rStyle w:val="VerbatimChar"/>
+              </w:rPr>
+              <w:t xml:space="preserve">     ↓         ↓</w:t>
+            </w:r>
+            <w:r>
+              <w:br/>
+            </w:r>
+            <w:r>
+              <w:rPr>
+                <w:rStyle w:val="VerbatimChar"/>
+              </w:rPr>
+              <w:t xml:space="preserve">     A         Y</w:t>
+            </w:r>
+          </w:p>
+          <w:p>
+            <w:pPr>
+              <w:pStyle w:val="FirstParagraph"/>
+            </w:pPr>
+            <w:r>
+              <w:rPr>
+                <w:b/>
+                <w:bCs/>
+              </w:rPr>
+              <w:t xml:space="preserve">Properties</w:t>
+            </w:r>
+            <w:r>
+              <w:t xml:space="preserve">:</w:t>
+            </w:r>
+          </w:p>
+          <w:p>
+            <w:pPr>
+              <w:pStyle w:val="Compact"/>
+              <w:numPr>
+                <w:ilvl w:val="0"/>
+                <w:numId w:val="1012"/>
+              </w:numPr>
+            </w:pPr>
+            <m:oMath>
+              <m:r>
+                <m:t>L</m:t>
+              </m:r>
+            </m:oMath>
+            <w:r>
+              <w:t xml:space="preserve"> </w:t>
+            </w:r>
+            <w:r>
+              <w:t xml:space="preserve">is associated with both</w:t>
+            </w:r>
+            <w:r>
+              <w:t xml:space="preserve"> </w:t>
+            </w:r>
+            <m:oMath>
+              <m:r>
+                <m:t>A</m:t>
+              </m:r>
+            </m:oMath>
+            <w:r>
+              <w:t xml:space="preserve"> </w:t>
+            </w:r>
+            <w:r>
+              <w:t xml:space="preserve">and</w:t>
+            </w:r>
+            <w:r>
+              <w:t xml:space="preserve"> </w:t>
+            </w:r>
+            <m:oMath>
+              <m:r>
+                <m:t>Y</m:t>
+              </m:r>
+            </m:oMath>
+            <w:r>
+              <w:t xml:space="preserve"> </w:t>
+            </w:r>
+            <w:r>
+              <w:t xml:space="preserve">(through</w:t>
+            </w:r>
+            <w:r>
+              <w:t xml:space="preserve"> </w:t>
+            </w:r>
+            <m:oMath>
+              <m:r>
+                <m:t>U</m:t>
+              </m:r>
+              <m:r>
+                <m:t>1</m:t>
+              </m:r>
+            </m:oMath>
+            <w:r>
+              <w:t xml:space="preserve"> </w:t>
+            </w:r>
+            <w:r>
+              <w:t xml:space="preserve">and</w:t>
+            </w:r>
+            <w:r>
+              <w:t xml:space="preserve"> </w:t>
+            </w:r>
+            <m:oMath>
+              <m:r>
+                <m:t>U</m:t>
+              </m:r>
+              <m:r>
+                <m:t>2</m:t>
+              </m:r>
+            </m:oMath>
+            <w:r>
+              <w:t xml:space="preserve">)</w:t>
+            </w:r>
+          </w:p>
+          <w:p>
+            <w:pPr>
+              <w:pStyle w:val="Compact"/>
+              <w:numPr>
+                <w:ilvl w:val="0"/>
+                <w:numId w:val="1012"/>
+              </w:numPr>
+            </w:pPr>
+            <m:oMath>
+              <m:r>
+                <m:t>L</m:t>
+              </m:r>
+            </m:oMath>
+            <w:r>
+              <w:t xml:space="preserve"> </w:t>
+            </w:r>
+            <w:r>
+              <w:t xml:space="preserve">is a</w:t>
+            </w:r>
+            <w:r>
+              <w:t xml:space="preserve"> </w:t>
+            </w:r>
+            <w:r>
+              <w:rPr>
+                <w:b/>
+                <w:bCs/>
+              </w:rPr>
+              <w:t xml:space="preserve">collider</w:t>
+            </w:r>
+            <w:r>
+              <w:t xml:space="preserve"> </w:t>
+            </w:r>
+            <w:r>
+              <w:t xml:space="preserve">on the path</w:t>
+            </w:r>
+            <w:r>
+              <w:t xml:space="preserve"> </w:t>
+            </w:r>
+            <m:oMath>
+              <m:r>
+                <m:t>A</m:t>
+              </m:r>
+              <m:r>
+                <m:rPr>
+                  <m:sty m:val="p"/>
+                </m:rPr>
+                <m:t>←</m:t>
+              </m:r>
+              <m:r>
+                <m:t>U</m:t>
+              </m:r>
+              <m:r>
+                <m:t>1</m:t>
+              </m:r>
+              <m:r>
+                <m:rPr>
+                  <m:sty m:val="p"/>
+                </m:rPr>
+                <m:t>→</m:t>
+              </m:r>
+              <m:r>
+                <m:t>L</m:t>
+              </m:r>
+              <m:r>
+                <m:rPr>
+                  <m:sty m:val="p"/>
+                </m:rPr>
+                <m:t>←</m:t>
+              </m:r>
+              <m:r>
+                <m:t>U</m:t>
+              </m:r>
+              <m:r>
+                <m:t>2</m:t>
+              </m:r>
+              <m:r>
+                <m:rPr>
+                  <m:sty m:val="p"/>
+                </m:rPr>
+                <m:t>→</m:t>
+              </m:r>
+              <m:r>
+                <m:t>Y</m:t>
+              </m:r>
+            </m:oMath>
+          </w:p>
+          <w:p>
+            <w:pPr>
+              <w:pStyle w:val="Compact"/>
+              <w:numPr>
+                <w:ilvl w:val="0"/>
+                <w:numId w:val="1012"/>
+              </w:numPr>
+            </w:pPr>
+            <w:r>
+              <w:t xml:space="preserve">This path is blocked by default</w:t>
+            </w:r>
+          </w:p>
+          <w:p>
+            <w:pPr>
+              <w:pStyle w:val="Compact"/>
+              <w:numPr>
+                <w:ilvl w:val="0"/>
+                <w:numId w:val="1012"/>
+              </w:numPr>
+            </w:pPr>
+            <w:r>
+              <w:t xml:space="preserve">But if we adjust for</w:t>
+            </w:r>
+            <w:r>
+              <w:t xml:space="preserve"> </w:t>
+            </w:r>
+            <m:oMath>
+              <m:r>
+                <m:t>L</m:t>
+              </m:r>
+            </m:oMath>
+            <w:r>
+              <w:t xml:space="preserve">, we</w:t>
+            </w:r>
+            <w:r>
+              <w:t xml:space="preserve"> </w:t>
+            </w:r>
+            <w:r>
+              <w:rPr>
+                <w:b/>
+                <w:bCs/>
+              </w:rPr>
+              <w:t xml:space="preserve">open</w:t>
+            </w:r>
+            <w:r>
+              <w:t xml:space="preserve"> </w:t>
+            </w:r>
+            <w:r>
+              <w:t xml:space="preserve">this path!</w:t>
+            </w:r>
+          </w:p>
+          <w:p>
+            <w:pPr>
+              <w:pStyle w:val="FirstParagraph"/>
+            </w:pPr>
+            <w:r>
+              <w:rPr>
+                <w:b/>
+                <w:bCs/>
+              </w:rPr>
+              <w:t xml:space="preserve">Result</w:t>
+            </w:r>
+            <w:r>
+              <w:t xml:space="preserve">: Adjusting for</w:t>
+            </w:r>
+            <w:r>
+              <w:t xml:space="preserve"> </w:t>
+            </w:r>
+            <m:oMath>
+              <m:r>
+                <m:t>L</m:t>
+              </m:r>
+            </m:oMath>
+            <w:r>
+              <w:t xml:space="preserve"> </w:t>
+            </w:r>
+            <w:r>
+              <w:t xml:space="preserve">introduces bias even though</w:t>
+            </w:r>
+            <w:r>
+              <w:t xml:space="preserve"> </w:t>
+            </w:r>
+            <m:oMath>
+              <m:r>
+                <m:t>L</m:t>
+              </m:r>
+            </m:oMath>
+            <w:r>
+              <w:t xml:space="preserve"> </w:t>
+            </w:r>
+            <w:r>
+              <w:t xml:space="preserve">is associated with both</w:t>
+            </w:r>
+            <w:r>
+              <w:t xml:space="preserve"> </w:t>
+            </w:r>
+            <m:oMath>
+              <m:r>
+                <m:t>A</m:t>
+              </m:r>
+            </m:oMath>
+            <w:r>
+              <w:t xml:space="preserve"> </w:t>
+            </w:r>
+            <w:r>
+              <w:t xml:space="preserve">and</w:t>
+            </w:r>
+            <w:r>
+              <w:t xml:space="preserve"> </w:t>
+            </w:r>
+            <m:oMath>
+              <m:r>
+                <m:t>Y</m:t>
+              </m:r>
+            </m:oMath>
+            <w:r>
+              <w:t xml:space="preserve">.</w:t>
+            </w:r>
+          </w:p>
+          <w:bookmarkEnd w:id="22"/>
+        </w:tc>
+      </w:tr>
+    </w:tbl>
+    <w:p>
+      <w:pPr>
+        <w:pStyle w:val="BodyText"/>
       </w:pPr>
       <w:r>
         <w:rPr>
           <w:b/>
           <w:bCs/>
         </w:rPr>
-        <w:t xml:space="preserve">DAG structure</w:t>
+        <w:t xml:space="preserve">Practical example</w:t>
       </w:r>
       <w:r>
         <w:t xml:space="preserve">:</w:t>
@@ -2295,98 +2687,46 @@
     </w:p>
     <w:p>
       <w:pPr>
-        <w:pStyle w:val="SourceCode"/>
-      </w:pPr>
-      <w:r>
-        <w:rPr>
-          <w:rStyle w:val="VerbatimChar"/>
-        </w:rPr>
-        <w:t xml:space="preserve">    U1 → L ← U2</w:t>
-      </w:r>
-      <w:r>
-        <w:br/>
-      </w:r>
-      <w:r>
-        <w:rPr>
-          <w:rStyle w:val="VerbatimChar"/>
-        </w:rPr>
-        <w:t xml:space="preserve">     ↓         ↓</w:t>
-      </w:r>
-      <w:r>
-        <w:br/>
-      </w:r>
-      <w:r>
-        <w:rPr>
-          <w:rStyle w:val="VerbatimChar"/>
-        </w:rPr>
-        <w:t xml:space="preserve">     A         Y</w:t>
-      </w:r>
-    </w:p>
-    <w:p>
-      <w:pPr>
-        <w:pStyle w:val="FirstParagraph"/>
-      </w:pPr>
-      <w:r>
-        <w:rPr>
-          <w:b/>
-          <w:bCs/>
-        </w:rPr>
-        <w:t xml:space="preserve">Properties</w:t>
-      </w:r>
-      <w:r>
-        <w:t xml:space="preserve">:</w:t>
-      </w:r>
-    </w:p>
-    <w:p>
-      <w:pPr>
-        <w:pStyle w:val="Compact"/>
-        <w:numPr>
-          <w:ilvl w:val="0"/>
-          <w:numId w:val="1012"/>
-        </w:numPr>
-      </w:pPr>
-      <m:oMath>
-        <m:r>
-          <m:t>L</m:t>
-        </m:r>
-      </m:oMath>
-      <w:r>
-        <w:t xml:space="preserve"> </w:t>
-      </w:r>
-      <w:r>
-        <w:t xml:space="preserve">is associated with both</w:t>
-      </w:r>
-      <w:r>
-        <w:t xml:space="preserve"> </w:t>
-      </w:r>
+        <w:pStyle w:val="Compact"/>
+        <w:numPr>
+          <w:ilvl w:val="0"/>
+          <w:numId w:val="1013"/>
+        </w:numPr>
+      </w:pPr>
       <m:oMath>
         <m:r>
           <m:t>A</m:t>
         </m:r>
       </m:oMath>
       <w:r>
-        <w:t xml:space="preserve"> </w:t>
-      </w:r>
-      <w:r>
-        <w:t xml:space="preserve">and</w:t>
-      </w:r>
-      <w:r>
-        <w:t xml:space="preserve"> </w:t>
-      </w:r>
+        <w:t xml:space="preserve">: Smoking</w:t>
+      </w:r>
+    </w:p>
+    <w:p>
+      <w:pPr>
+        <w:pStyle w:val="Compact"/>
+        <w:numPr>
+          <w:ilvl w:val="0"/>
+          <w:numId w:val="1013"/>
+        </w:numPr>
+      </w:pPr>
       <m:oMath>
         <m:r>
           <m:t>Y</m:t>
         </m:r>
       </m:oMath>
       <w:r>
-        <w:t xml:space="preserve"> </w:t>
-      </w:r>
-      <w:r>
-        <w:t xml:space="preserve">(through</w:t>
-      </w:r>
-      <w:r>
-        <w:t xml:space="preserve"> </w:t>
-      </w:r>
+        <w:t xml:space="preserve">: Lung cancer</w:t>
+      </w:r>
+    </w:p>
+    <w:p>
+      <w:pPr>
+        <w:pStyle w:val="Compact"/>
+        <w:numPr>
+          <w:ilvl w:val="0"/>
+          <w:numId w:val="1013"/>
+        </w:numPr>
+      </w:pPr>
       <m:oMath>
         <m:r>
           <m:t>U</m:t>
@@ -2396,14 +2736,17 @@
         </m:r>
       </m:oMath>
       <w:r>
-        <w:t xml:space="preserve"> </w:t>
-      </w:r>
-      <w:r>
-        <w:t xml:space="preserve">and</w:t>
-      </w:r>
-      <w:r>
-        <w:t xml:space="preserve"> </w:t>
-      </w:r>
+        <w:t xml:space="preserve">: Genetic variant affecting smoking propensity</w:t>
+      </w:r>
+    </w:p>
+    <w:p>
+      <w:pPr>
+        <w:pStyle w:val="Compact"/>
+        <w:numPr>
+          <w:ilvl w:val="0"/>
+          <w:numId w:val="1013"/>
+        </w:numPr>
+      </w:pPr>
       <m:oMath>
         <m:r>
           <m:t>U</m:t>
@@ -2413,15 +2756,15 @@
         </m:r>
       </m:oMath>
       <w:r>
-        <w:t xml:space="preserve">)</w:t>
-      </w:r>
-    </w:p>
-    <w:p>
-      <w:pPr>
-        <w:pStyle w:val="Compact"/>
-        <w:numPr>
-          <w:ilvl w:val="0"/>
-          <w:numId w:val="1012"/>
+        <w:t xml:space="preserve">: Different genetic variant affecting cancer risk</w:t>
+      </w:r>
+    </w:p>
+    <w:p>
+      <w:pPr>
+        <w:pStyle w:val="Compact"/>
+        <w:numPr>
+          <w:ilvl w:val="0"/>
+          <w:numId w:val="1013"/>
         </w:numPr>
       </w:pPr>
       <m:oMath>
@@ -2430,254 +2773,11 @@
         </m:r>
       </m:oMath>
       <w:r>
-        <w:t xml:space="preserve"> </w:t>
-      </w:r>
-      <w:r>
-        <w:t xml:space="preserve">is a</w:t>
-      </w:r>
-      <w:r>
-        <w:t xml:space="preserve"> </w:t>
-      </w:r>
-      <w:r>
-        <w:rPr>
-          <w:b/>
-          <w:bCs/>
-        </w:rPr>
-        <w:t xml:space="preserve">collider</w:t>
-      </w:r>
-      <w:r>
-        <w:t xml:space="preserve"> </w:t>
-      </w:r>
-      <w:r>
-        <w:t xml:space="preserve">on the path</w:t>
-      </w:r>
-      <w:r>
-        <w:t xml:space="preserve"> </w:t>
-      </w:r>
-      <m:oMath>
-        <m:r>
-          <m:t>A</m:t>
-        </m:r>
-        <m:r>
-          <m:rPr>
-            <m:sty m:val="p"/>
-          </m:rPr>
-          <m:t>←</m:t>
-        </m:r>
-        <m:r>
-          <m:t>U</m:t>
-        </m:r>
-        <m:r>
-          <m:t>1</m:t>
-        </m:r>
-        <m:r>
-          <m:rPr>
-            <m:sty m:val="p"/>
-          </m:rPr>
-          <m:t>→</m:t>
-        </m:r>
-        <m:r>
-          <m:t>L</m:t>
-        </m:r>
-        <m:r>
-          <m:rPr>
-            <m:sty m:val="p"/>
-          </m:rPr>
-          <m:t>←</m:t>
-        </m:r>
-        <m:r>
-          <m:t>U</m:t>
-        </m:r>
-        <m:r>
-          <m:t>2</m:t>
-        </m:r>
-        <m:r>
-          <m:rPr>
-            <m:sty m:val="p"/>
-          </m:rPr>
-          <m:t>→</m:t>
-        </m:r>
-        <m:r>
-          <m:t>Y</m:t>
-        </m:r>
-      </m:oMath>
-    </w:p>
-    <w:p>
-      <w:pPr>
-        <w:pStyle w:val="Compact"/>
-        <w:numPr>
-          <w:ilvl w:val="0"/>
-          <w:numId w:val="1012"/>
-        </w:numPr>
-      </w:pPr>
-      <w:r>
-        <w:t xml:space="preserve">This path is blocked by default</w:t>
-      </w:r>
-    </w:p>
-    <w:p>
-      <w:pPr>
-        <w:pStyle w:val="Compact"/>
-        <w:numPr>
-          <w:ilvl w:val="0"/>
-          <w:numId w:val="1012"/>
-        </w:numPr>
-      </w:pPr>
-      <w:r>
-        <w:t xml:space="preserve">But if we adjust for</w:t>
-      </w:r>
-      <w:r>
-        <w:t xml:space="preserve"> </w:t>
-      </w:r>
-      <m:oMath>
-        <m:r>
-          <m:t>L</m:t>
-        </m:r>
-      </m:oMath>
-      <w:r>
-        <w:t xml:space="preserve">, we</w:t>
-      </w:r>
-      <w:r>
-        <w:t xml:space="preserve"> </w:t>
-      </w:r>
-      <w:r>
-        <w:rPr>
-          <w:b/>
-          <w:bCs/>
-        </w:rPr>
-        <w:t xml:space="preserve">open</w:t>
-      </w:r>
-      <w:r>
-        <w:t xml:space="preserve"> </w:t>
-      </w:r>
-      <w:r>
-        <w:t xml:space="preserve">this path!</w:t>
-      </w:r>
-    </w:p>
-    <w:p>
-      <w:pPr>
-        <w:pStyle w:val="FirstParagraph"/>
-      </w:pPr>
-      <w:r>
-        <w:rPr>
-          <w:b/>
-          <w:bCs/>
-        </w:rPr>
-        <w:t xml:space="preserve">Result</w:t>
-      </w:r>
-      <w:r>
-        <w:t xml:space="preserve">: Adjusting for</w:t>
-      </w:r>
-      <w:r>
-        <w:t xml:space="preserve"> </w:t>
-      </w:r>
-      <m:oMath>
-        <m:r>
-          <m:t>L</m:t>
-        </m:r>
-      </m:oMath>
-      <w:r>
-        <w:t xml:space="preserve"> </w:t>
-      </w:r>
-      <w:r>
-        <w:t xml:space="preserve">introduces bias even though</w:t>
-      </w:r>
-      <w:r>
-        <w:t xml:space="preserve"> </w:t>
-      </w:r>
-      <m:oMath>
-        <m:r>
-          <m:t>L</m:t>
-        </m:r>
-      </m:oMath>
-      <w:r>
-        <w:t xml:space="preserve"> </w:t>
-      </w:r>
-      <w:r>
-        <w:t xml:space="preserve">is associated with both</w:t>
-      </w:r>
-      <w:r>
-        <w:t xml:space="preserve"> </w:t>
-      </w:r>
-      <m:oMath>
-        <m:r>
-          <m:t>A</m:t>
-        </m:r>
-      </m:oMath>
-      <w:r>
-        <w:t xml:space="preserve"> </w:t>
-      </w:r>
-      <w:r>
-        <w:t xml:space="preserve">and</w:t>
-      </w:r>
-      <w:r>
-        <w:t xml:space="preserve"> </w:t>
-      </w:r>
-      <m:oMath>
-        <m:r>
-          <m:t>Y</m:t>
-        </m:r>
-      </m:oMath>
-      <w:r>
-        <w:t xml:space="preserve">.</w:t>
-      </w:r>
-    </w:p>
-    <w:p>
-      <w:pPr>
-        <w:pStyle w:val="BodyText"/>
-      </w:pPr>
-      <w:r>
-        <w:rPr>
-          <w:b/>
-          <w:bCs/>
-        </w:rPr>
-        <w:t xml:space="preserve">Practical example</w:t>
-      </w:r>
-      <w:r>
-        <w:t xml:space="preserve">:</w:t>
-      </w:r>
-    </w:p>
-    <w:p>
-      <w:pPr>
-        <w:pStyle w:val="Compact"/>
-        <w:numPr>
-          <w:ilvl w:val="0"/>
-          <w:numId w:val="1013"/>
-        </w:numPr>
-      </w:pPr>
-      <m:oMath>
-        <m:r>
-          <m:t>A</m:t>
-        </m:r>
-      </m:oMath>
-      <w:r>
-        <w:t xml:space="preserve">: Smoking</w:t>
-      </w:r>
-    </w:p>
-    <w:p>
-      <w:pPr>
-        <w:pStyle w:val="Compact"/>
-        <w:numPr>
-          <w:ilvl w:val="0"/>
-          <w:numId w:val="1013"/>
-        </w:numPr>
-      </w:pPr>
-      <m:oMath>
-        <m:r>
-          <m:t>Y</m:t>
-        </m:r>
-      </m:oMath>
-      <w:r>
-        <w:t xml:space="preserve">: Lung cancer</w:t>
-      </w:r>
-    </w:p>
-    <w:p>
-      <w:pPr>
-        <w:pStyle w:val="Compact"/>
-        <w:numPr>
-          <w:ilvl w:val="0"/>
-          <w:numId w:val="1013"/>
-        </w:numPr>
-      </w:pPr>
+        <w:t xml:space="preserve">: Being in a genetic study (selected based on</w:t>
+      </w:r>
+      <w:r>
+        <w:t xml:space="preserve"> </w:t>
+      </w:r>
       <m:oMath>
         <m:r>
           <m:t>U</m:t>
@@ -2687,17 +2787,14 @@
         </m:r>
       </m:oMath>
       <w:r>
-        <w:t xml:space="preserve">: Genetic variant affecting smoking propensity</w:t>
-      </w:r>
-    </w:p>
-    <w:p>
-      <w:pPr>
-        <w:pStyle w:val="Compact"/>
-        <w:numPr>
-          <w:ilvl w:val="0"/>
-          <w:numId w:val="1013"/>
-        </w:numPr>
-      </w:pPr>
+        <w:t xml:space="preserve"> </w:t>
+      </w:r>
+      <w:r>
+        <w:t xml:space="preserve">and</w:t>
+      </w:r>
+      <w:r>
+        <w:t xml:space="preserve"> </w:t>
+      </w:r>
       <m:oMath>
         <m:r>
           <m:t>U</m:t>
@@ -2707,73 +2804,25 @@
         </m:r>
       </m:oMath>
       <w:r>
-        <w:t xml:space="preserve">: Different genetic variant affecting cancer risk</w:t>
-      </w:r>
-    </w:p>
-    <w:p>
-      <w:pPr>
-        <w:pStyle w:val="Compact"/>
-        <w:numPr>
-          <w:ilvl w:val="0"/>
-          <w:numId w:val="1013"/>
-        </w:numPr>
-      </w:pPr>
+        <w:t xml:space="preserve">)</w:t>
+      </w:r>
+    </w:p>
+    <w:p>
+      <w:pPr>
+        <w:pStyle w:val="FirstParagraph"/>
+      </w:pPr>
+      <w:r>
+        <w:t xml:space="preserve">In the genetic study sample, adjusting for study participation</w:t>
+      </w:r>
+      <w:r>
+        <w:t xml:space="preserve"> </w:t>
+      </w:r>
       <m:oMath>
         <m:r>
           <m:t>L</m:t>
         </m:r>
       </m:oMath>
       <w:r>
-        <w:t xml:space="preserve">: Being in a genetic study (selected based on</w:t>
-      </w:r>
-      <w:r>
-        <w:t xml:space="preserve"> </w:t>
-      </w:r>
-      <m:oMath>
-        <m:r>
-          <m:t>U</m:t>
-        </m:r>
-        <m:r>
-          <m:t>1</m:t>
-        </m:r>
-      </m:oMath>
-      <w:r>
-        <w:t xml:space="preserve"> </w:t>
-      </w:r>
-      <w:r>
-        <w:t xml:space="preserve">and</w:t>
-      </w:r>
-      <w:r>
-        <w:t xml:space="preserve"> </w:t>
-      </w:r>
-      <m:oMath>
-        <m:r>
-          <m:t>U</m:t>
-        </m:r>
-        <m:r>
-          <m:t>2</m:t>
-        </m:r>
-      </m:oMath>
-      <w:r>
-        <w:t xml:space="preserve">)</w:t>
-      </w:r>
-    </w:p>
-    <w:p>
-      <w:pPr>
-        <w:pStyle w:val="FirstParagraph"/>
-      </w:pPr>
-      <w:r>
-        <w:t xml:space="preserve">In the genetic study sample, adjusting for study participation</w:t>
-      </w:r>
-      <w:r>
-        <w:t xml:space="preserve"> </w:t>
-      </w:r>
-      <m:oMath>
-        <m:r>
-          <m:t>L</m:t>
-        </m:r>
-      </m:oMath>
-      <w:r>
         <w:t xml:space="preserve"> </w:t>
       </w:r>
       <w:r>
@@ -2795,8 +2844,8 @@
         <w:t xml:space="preserve">: Don’t adjust for a variable just because it’s associated with treatment and outcome. Check the causal structure!</w:t>
       </w:r>
     </w:p>
-    <w:bookmarkEnd w:id="22"/>
-    <w:bookmarkStart w:id="23" w:name="instrumental-variables-revisited"/>
+    <w:bookmarkEnd w:id="23"/>
+    <w:bookmarkStart w:id="24" w:name="instrumental-variables-revisited"/>
     <w:p>
       <w:pPr>
         <w:pStyle w:val="Heading3"/>
@@ -2990,9 +3039,9 @@
         <w:t xml:space="preserve">confounds some other relationship of interest: MAYBE</w:t>
       </w:r>
     </w:p>
-    <w:bookmarkEnd w:id="23"/>
     <w:bookmarkEnd w:id="24"/>
-    <w:bookmarkStart w:id="28" w:name="Xb9f9399c96308a999cd892d1ec04d61f2d07251"/>
+    <w:bookmarkEnd w:id="25"/>
+    <w:bookmarkStart w:id="29" w:name="Xb9f9399c96308a999cd892d1ec04d61f2d07251"/>
     <w:p>
       <w:pPr>
         <w:pStyle w:val="Heading2"/>
@@ -3016,7 +3065,7 @@
         <w:t xml:space="preserve">Time-varying treatments create new challenges for variable selection.</w:t>
       </w:r>
     </w:p>
-    <w:bookmarkStart w:id="25" w:name="time-varying-confounding"/>
+    <w:bookmarkStart w:id="26" w:name="time-varying-confounding"/>
     <w:p>
       <w:pPr>
         <w:pStyle w:val="Heading3"/>
@@ -3319,8 +3368,8 @@
         <w:t xml:space="preserve">is a mediator (should not adjust in standard regression)</w:t>
       </w:r>
     </w:p>
-    <w:bookmarkEnd w:id="25"/>
-    <w:bookmarkStart w:id="27" w:name="intermediate-confounder"/>
+    <w:bookmarkEnd w:id="26"/>
+    <w:bookmarkStart w:id="28" w:name="intermediate-confounder"/>
     <w:p>
       <w:pPr>
         <w:pStyle w:val="Heading3"/>
@@ -3363,7 +3412,7 @@
               <w:spacing w:before="16" w:after="64"/>
             </w:pPr>
           </w:p>
-          <w:bookmarkStart w:id="26" w:name="def-intermediate-confounder"/>
+          <w:bookmarkStart w:id="27" w:name="def-intermediate-confounder"/>
           <w:p>
             <w:pPr>
               <w:pStyle w:val="BodyText"/>
@@ -3373,7 +3422,7 @@
                 <w:b/>
                 <w:bCs/>
               </w:rPr>
-              <w:t xml:space="preserve">Definition 4 (Intermediate Confounder (Time-Dependent Confounder Affected by Prior Treatment))</w:t>
+              <w:t xml:space="preserve">Definition 5 (Intermediate Confounder (Time-Dependent Confounder Affected by Prior Treatment))</w:t>
             </w:r>
             <w:r>
               <w:t xml:space="preserve"> </w:t>
@@ -3571,7 +3620,7 @@
               <w:t xml:space="preserve"> A_1 → Y</w:t>
             </w:r>
           </w:p>
-          <w:bookmarkEnd w:id="26"/>
+          <w:bookmarkEnd w:id="27"/>
         </w:tc>
       </w:tr>
     </w:tbl>
@@ -3941,9 +3990,9 @@
         <w:t xml:space="preserve">: Marginal structural models with IP weighting or g-formula can properly estimate effects in this setting.</w:t>
       </w:r>
     </w:p>
-    <w:bookmarkEnd w:id="27"/>
     <w:bookmarkEnd w:id="28"/>
-    <w:bookmarkStart w:id="32" w:name="X97057dbbdff5ab19ed8627b492a5596c4a0813d"/>
+    <w:bookmarkEnd w:id="29"/>
+    <w:bookmarkStart w:id="34" w:name="X97057dbbdff5ab19ed8627b492a5596c4a0813d"/>
     <w:p>
       <w:pPr>
         <w:pStyle w:val="Heading2"/>
@@ -3967,7 +4016,7 @@
         <w:t xml:space="preserve">After ensuring confounding is addressed, can we include additional variables to improve precision?</w:t>
       </w:r>
     </w:p>
-    <w:bookmarkStart w:id="29" w:name="precision-variables"/>
+    <w:bookmarkStart w:id="31" w:name="precision-variables"/>
     <w:p>
       <w:pPr>
         <w:pStyle w:val="Heading3"/>
@@ -3976,6 +4025,207 @@
         <w:t xml:space="preserve">6.1 Precision Variables</w:t>
       </w:r>
     </w:p>
+    <w:tbl>
+      <w:tblPr>
+        <w:tblStyle w:val="Table"/>
+        <w:tblInd w:w="164" w:type="dxa"/>
+        <w:tblBorders>
+          <w:left w:val="single" w:sz="24" w:space="0" w:color="909090"/>
+        </w:tblBorders>
+        <w:tblCellMar>
+          <w:left w:w="0" w:type="dxa"/>
+          <w:right w:w="0" w:type="dxa"/>
+        </w:tblCellMar>
+        <w:tblLook w:firstRow="0" w:lastRow="0" w:firstColumn="0" w:lastColumn="0" w:noHBand="0" w:noVBand="0" w:val="0000"/>
+      </w:tblPr>
+      <w:tblGrid>
+        <w:gridCol w:w="7920"/>
+      </w:tblGrid>
+      <w:tr>
+        <w:trPr>
+          <w:cantSplit/>
+        </w:trPr>
+        <w:tc>
+          <w:tcPr>
+            <w:tcMar>
+              <w:left w:w="144" w:type="dxa"/>
+            </w:tcMar>
+          </w:tcPr>
+          <w:p>
+            <w:pPr>
+              <w:pStyle w:val="FirstParagraph"/>
+            </w:pPr>
+            <w:pPr>
+              <w:spacing w:before="16" w:after="64"/>
+            </w:pPr>
+          </w:p>
+          <w:bookmarkStart w:id="30" w:name="def-precision-variable"/>
+          <w:p>
+            <w:pPr>
+              <w:pStyle w:val="BodyText"/>
+            </w:pPr>
+            <w:r>
+              <w:rPr>
+                <w:b/>
+                <w:bCs/>
+              </w:rPr>
+              <w:t xml:space="preserve">Definition 6 (Precision Variable)</w:t>
+            </w:r>
+            <w:r>
+              <w:t xml:space="preserve"> </w:t>
+            </w:r>
+            <w:r>
+              <w:rPr>
+                <w:b/>
+                <w:bCs/>
+              </w:rPr>
+              <w:t xml:space="preserve">Definition</w:t>
+            </w:r>
+            <w:r>
+              <w:t xml:space="preserve">: Variables associated with the outcome but not with treatment (after accounting for confounders).</w:t>
+            </w:r>
+          </w:p>
+          <w:p>
+            <w:pPr>
+              <w:pStyle w:val="BodyText"/>
+            </w:pPr>
+            <w:r>
+              <w:rPr>
+                <w:b/>
+                <w:bCs/>
+              </w:rPr>
+              <w:t xml:space="preserve">Example DAG</w:t>
+            </w:r>
+            <w:r>
+              <w:t xml:space="preserve">:</w:t>
+            </w:r>
+          </w:p>
+          <w:p>
+            <w:pPr>
+              <w:pStyle w:val="SourceCode"/>
+            </w:pPr>
+            <w:r>
+              <w:rPr>
+                <w:rStyle w:val="VerbatimChar"/>
+              </w:rPr>
+              <w:t xml:space="preserve">A → Y ← V</w:t>
+            </w:r>
+          </w:p>
+          <w:p>
+            <w:pPr>
+              <w:pStyle w:val="FirstParagraph"/>
+            </w:pPr>
+            <m:oMath>
+              <m:r>
+                <m:t>V</m:t>
+              </m:r>
+            </m:oMath>
+            <w:r>
+              <w:t xml:space="preserve"> </w:t>
+            </w:r>
+            <w:r>
+              <w:t xml:space="preserve">is associated with</w:t>
+            </w:r>
+            <w:r>
+              <w:t xml:space="preserve"> </w:t>
+            </w:r>
+            <m:oMath>
+              <m:r>
+                <m:t>Y</m:t>
+              </m:r>
+            </m:oMath>
+            <w:r>
+              <w:t xml:space="preserve"> </w:t>
+            </w:r>
+            <w:r>
+              <w:t xml:space="preserve">but not with</w:t>
+            </w:r>
+            <w:r>
+              <w:t xml:space="preserve"> </w:t>
+            </w:r>
+            <m:oMath>
+              <m:r>
+                <m:t>A</m:t>
+              </m:r>
+            </m:oMath>
+            <w:r>
+              <w:t xml:space="preserve"> </w:t>
+            </w:r>
+            <w:r>
+              <w:t xml:space="preserve">(no arrow from</w:t>
+            </w:r>
+            <w:r>
+              <w:t xml:space="preserve"> </w:t>
+            </w:r>
+            <m:oMath>
+              <m:r>
+                <m:t>V</m:t>
+              </m:r>
+            </m:oMath>
+            <w:r>
+              <w:t xml:space="preserve"> </w:t>
+            </w:r>
+            <w:r>
+              <w:t xml:space="preserve">to</w:t>
+            </w:r>
+            <w:r>
+              <w:t xml:space="preserve"> </w:t>
+            </w:r>
+            <m:oMath>
+              <m:r>
+                <m:t>A</m:t>
+              </m:r>
+            </m:oMath>
+            <w:r>
+              <w:t xml:space="preserve"> </w:t>
+            </w:r>
+            <w:r>
+              <w:t xml:space="preserve">or shared causes).</w:t>
+            </w:r>
+          </w:p>
+          <w:p>
+            <w:pPr>
+              <w:pStyle w:val="BodyText"/>
+            </w:pPr>
+            <w:r>
+              <w:rPr>
+                <w:b/>
+                <w:bCs/>
+              </w:rPr>
+              <w:t xml:space="preserve">Effect of adjustment</w:t>
+            </w:r>
+            <w:r>
+              <w:t xml:space="preserve">:</w:t>
+            </w:r>
+          </w:p>
+          <w:p>
+            <w:pPr>
+              <w:pStyle w:val="Compact"/>
+              <w:numPr>
+                <w:ilvl w:val="0"/>
+                <w:numId w:val="1019"/>
+              </w:numPr>
+            </w:pPr>
+            <w:r>
+              <w:t xml:space="preserve">Does NOT affect bias (no confounding)</w:t>
+            </w:r>
+          </w:p>
+          <w:p>
+            <w:pPr>
+              <w:pStyle w:val="Compact"/>
+              <w:numPr>
+                <w:ilvl w:val="0"/>
+                <w:numId w:val="1019"/>
+              </w:numPr>
+            </w:pPr>
+            <w:r>
+              <w:t xml:space="preserve">DOES improve precision (reduces residual variance)</w:t>
+            </w:r>
+          </w:p>
+          <w:bookmarkEnd w:id="30"/>
+        </w:tc>
+      </w:tr>
+    </w:tbl>
     <w:p>
       <w:pPr>
         <w:pStyle w:val="FirstParagraph"/>
@@ -3985,52 +4235,76 @@
           <w:b/>
           <w:bCs/>
         </w:rPr>
-        <w:t xml:space="preserve">Definition</w:t>
-      </w:r>
-      <w:r>
-        <w:t xml:space="preserve">: Variables associated with the outcome but not with treatment (after accounting for confounders).</w:t>
-      </w:r>
-    </w:p>
-    <w:p>
-      <w:pPr>
-        <w:pStyle w:val="BodyText"/>
+        <w:t xml:space="preserve">Recommendation</w:t>
+      </w:r>
+      <w:r>
+        <w:t xml:space="preserve">: Include precision variables to improve efficiency.</w:t>
+      </w:r>
+    </w:p>
+    <w:bookmarkEnd w:id="31"/>
+    <w:bookmarkStart w:id="32" w:name="instruments-as-precision-variables"/>
+    <w:p>
+      <w:pPr>
+        <w:pStyle w:val="Heading3"/>
+      </w:pPr>
+      <w:r>
+        <w:t xml:space="preserve">6.2 Instruments as Precision Variables?</w:t>
+      </w:r>
+    </w:p>
+    <w:p>
+      <w:pPr>
+        <w:pStyle w:val="FirstParagraph"/>
       </w:pPr>
       <w:r>
         <w:rPr>
           <w:b/>
           <w:bCs/>
         </w:rPr>
-        <w:t xml:space="preserve">Example DAG</w:t>
-      </w:r>
-      <w:r>
-        <w:t xml:space="preserve">:</w:t>
-      </w:r>
-    </w:p>
-    <w:p>
-      <w:pPr>
-        <w:pStyle w:val="SourceCode"/>
-      </w:pPr>
-      <w:r>
-        <w:rPr>
-          <w:rStyle w:val="VerbatimChar"/>
-        </w:rPr>
-        <w:t xml:space="preserve">A → Y ← V</w:t>
-      </w:r>
-    </w:p>
-    <w:p>
-      <w:pPr>
-        <w:pStyle w:val="FirstParagraph"/>
-      </w:pPr>
+        <w:t xml:space="preserve">Question</w:t>
+      </w:r>
+      <w:r>
+        <w:t xml:space="preserve">: Should we include instrumental variables in outcome models?</w:t>
+      </w:r>
+    </w:p>
+    <w:p>
+      <w:pPr>
+        <w:pStyle w:val="BodyText"/>
+      </w:pPr>
+      <w:r>
+        <w:rPr>
+          <w:b/>
+          <w:bCs/>
+        </w:rPr>
+        <w:t xml:space="preserve">Answer</w:t>
+      </w:r>
+      <w:r>
+        <w:t xml:space="preserve">: Generally NO.</w:t>
+      </w:r>
+    </w:p>
+    <w:p>
+      <w:pPr>
+        <w:pStyle w:val="Compact"/>
+        <w:numPr>
+          <w:ilvl w:val="0"/>
+          <w:numId w:val="1020"/>
+        </w:numPr>
+      </w:pPr>
+      <w:r>
+        <w:t xml:space="preserve">Instruments are associated with</w:t>
+      </w:r>
+      <w:r>
+        <w:t xml:space="preserve"> </w:t>
+      </w:r>
       <m:oMath>
         <m:r>
-          <m:t>V</m:t>
+          <m:t>A</m:t>
         </m:r>
       </m:oMath>
       <w:r>
         <w:t xml:space="preserve"> </w:t>
       </w:r>
       <w:r>
-        <w:t xml:space="preserve">is associated with</w:t>
+        <w:t xml:space="preserve">but (by exclusion) not directly with</w:t>
       </w:r>
       <w:r>
         <w:t xml:space="preserve"> </w:t>
@@ -4040,11 +4314,323 @@
           <m:t>Y</m:t>
         </m:r>
       </m:oMath>
-      <w:r>
-        <w:t xml:space="preserve"> </w:t>
-      </w:r>
-      <w:r>
-        <w:t xml:space="preserve">but not with</w:t>
+    </w:p>
+    <w:p>
+      <w:pPr>
+        <w:pStyle w:val="Compact"/>
+        <w:numPr>
+          <w:ilvl w:val="0"/>
+          <w:numId w:val="1020"/>
+        </w:numPr>
+      </w:pPr>
+      <w:r>
+        <w:t xml:space="preserve">Including them in outcome models doesn’t improve precision</w:t>
+      </w:r>
+    </w:p>
+    <w:p>
+      <w:pPr>
+        <w:pStyle w:val="Compact"/>
+        <w:numPr>
+          <w:ilvl w:val="0"/>
+          <w:numId w:val="1020"/>
+        </w:numPr>
+      </w:pPr>
+      <w:r>
+        <w:t xml:space="preserve">May slightly worsen precision due to additional parameters</w:t>
+      </w:r>
+    </w:p>
+    <w:bookmarkEnd w:id="32"/>
+    <w:bookmarkStart w:id="33" w:name="practical-strategy"/>
+    <w:p>
+      <w:pPr>
+        <w:pStyle w:val="Heading3"/>
+      </w:pPr>
+      <w:r>
+        <w:t xml:space="preserve">6.3 Practical Strategy</w:t>
+      </w:r>
+    </w:p>
+    <w:p>
+      <w:pPr>
+        <w:pStyle w:val="Compact"/>
+        <w:numPr>
+          <w:ilvl w:val="0"/>
+          <w:numId w:val="1021"/>
+        </w:numPr>
+      </w:pPr>
+      <w:r>
+        <w:rPr>
+          <w:b/>
+          <w:bCs/>
+        </w:rPr>
+        <w:t xml:space="preserve">First priority</w:t>
+      </w:r>
+      <w:r>
+        <w:t xml:space="preserve">: Include all variables needed to block backdoor paths (confounders)</w:t>
+      </w:r>
+    </w:p>
+    <w:p>
+      <w:pPr>
+        <w:pStyle w:val="Compact"/>
+        <w:numPr>
+          <w:ilvl w:val="0"/>
+          <w:numId w:val="1021"/>
+        </w:numPr>
+      </w:pPr>
+      <w:r>
+        <w:rPr>
+          <w:b/>
+          <w:bCs/>
+        </w:rPr>
+        <w:t xml:space="preserve">Second priority</w:t>
+      </w:r>
+      <w:r>
+        <w:t xml:space="preserve">: Exclude colliders, mediators, and descendants of treatment</w:t>
+      </w:r>
+    </w:p>
+    <w:p>
+      <w:pPr>
+        <w:pStyle w:val="Compact"/>
+        <w:numPr>
+          <w:ilvl w:val="0"/>
+          <w:numId w:val="1021"/>
+        </w:numPr>
+      </w:pPr>
+      <w:r>
+        <w:rPr>
+          <w:b/>
+          <w:bCs/>
+        </w:rPr>
+        <w:t xml:space="preserve">Third priority</w:t>
+      </w:r>
+      <w:r>
+        <w:t xml:space="preserve">: Consider including precision variables if they:</w:t>
+      </w:r>
+    </w:p>
+    <w:p>
+      <w:pPr>
+        <w:pStyle w:val="Compact"/>
+        <w:numPr>
+          <w:ilvl w:val="1"/>
+          <w:numId w:val="1022"/>
+        </w:numPr>
+      </w:pPr>
+      <w:r>
+        <w:t xml:space="preserve">Strongly predict the outcome</w:t>
+      </w:r>
+    </w:p>
+    <w:p>
+      <w:pPr>
+        <w:pStyle w:val="Compact"/>
+        <w:numPr>
+          <w:ilvl w:val="1"/>
+          <w:numId w:val="1022"/>
+        </w:numPr>
+      </w:pPr>
+      <w:r>
+        <w:t xml:space="preserve">Are not affected by treatment</w:t>
+      </w:r>
+    </w:p>
+    <w:p>
+      <w:pPr>
+        <w:pStyle w:val="Compact"/>
+        <w:numPr>
+          <w:ilvl w:val="1"/>
+          <w:numId w:val="1022"/>
+        </w:numPr>
+      </w:pPr>
+      <w:r>
+        <w:t xml:space="preserve">Don’t introduce collinearity issues</w:t>
+      </w:r>
+    </w:p>
+    <w:p>
+      <w:pPr>
+        <w:pStyle w:val="FirstParagraph"/>
+      </w:pPr>
+      <w:r>
+        <w:rPr>
+          <w:b/>
+          <w:bCs/>
+        </w:rPr>
+        <w:t xml:space="preserve">Balance precision and bias</w:t>
+      </w:r>
+      <w:r>
+        <w:t xml:space="preserve">:</w:t>
+      </w:r>
+    </w:p>
+    <w:p>
+      <w:pPr>
+        <w:pStyle w:val="Compact"/>
+        <w:numPr>
+          <w:ilvl w:val="0"/>
+          <w:numId w:val="1023"/>
+        </w:numPr>
+      </w:pPr>
+      <w:r>
+        <w:t xml:space="preserve">Including precision variables: ↑ efficiency, but more complex models</w:t>
+      </w:r>
+    </w:p>
+    <w:p>
+      <w:pPr>
+        <w:pStyle w:val="Compact"/>
+        <w:numPr>
+          <w:ilvl w:val="0"/>
+          <w:numId w:val="1023"/>
+        </w:numPr>
+      </w:pPr>
+      <w:r>
+        <w:t xml:space="preserve">Excluding precision variables: ↓ efficiency, but simpler models</w:t>
+      </w:r>
+    </w:p>
+    <w:p>
+      <w:pPr>
+        <w:pStyle w:val="FirstParagraph"/>
+      </w:pPr>
+      <w:r>
+        <w:t xml:space="preserve">With large samples, precision gains may be modest. With small samples, precision improvements can be valuable.</w:t>
+      </w:r>
+    </w:p>
+    <w:p>
+      <w:pPr>
+        <w:pStyle w:val="BodyText"/>
+      </w:pPr>
+      <w:r>
+        <w:rPr>
+          <w:b/>
+          <w:bCs/>
+        </w:rPr>
+        <w:t xml:space="preserve">Practical consideration</w:t>
+      </w:r>
+      <w:r>
+        <w:t xml:space="preserve">: In many applications, confounders ARE strong predictors of the outcome, so adjusting for them serves both purposes (removes bias and improves precision).</w:t>
+      </w:r>
+    </w:p>
+    <w:bookmarkEnd w:id="33"/>
+    <w:bookmarkEnd w:id="34"/>
+    <w:bookmarkStart w:id="37" w:name="using-causal-diagrams-pp.-281-282"/>
+    <w:p>
+      <w:pPr>
+        <w:pStyle w:val="Heading2"/>
+      </w:pPr>
+      <w:r>
+        <w:t xml:space="preserve">7 18.7 Using Causal Diagrams (pp. 281-282)</w:t>
+      </w:r>
+    </w:p>
+    <w:p>
+      <w:r>
+        <w:pict>
+          <v:rect style="width:0;height:1.5pt" o:hralign="center" o:hrstd="t" o:hr="t"/>
+        </w:pict>
+      </w:r>
+    </w:p>
+    <w:p>
+      <w:pPr>
+        <w:pStyle w:val="FirstParagraph"/>
+      </w:pPr>
+      <w:r>
+        <w:rPr>
+          <w:b/>
+          <w:bCs/>
+        </w:rPr>
+        <w:t xml:space="preserve">Causal DAGs</w:t>
+      </w:r>
+      <w:r>
+        <w:t xml:space="preserve"> </w:t>
+      </w:r>
+      <w:r>
+        <w:t xml:space="preserve">(directed acyclic graphs) are invaluable tools for variable selection.</w:t>
+      </w:r>
+    </w:p>
+    <w:bookmarkStart w:id="35" w:name="steps-for-using-dags"/>
+    <w:p>
+      <w:pPr>
+        <w:pStyle w:val="Heading3"/>
+      </w:pPr>
+      <w:r>
+        <w:t xml:space="preserve">7.1 Steps for Using DAGs</w:t>
+      </w:r>
+    </w:p>
+    <w:p>
+      <w:pPr>
+        <w:numPr>
+          <w:ilvl w:val="0"/>
+          <w:numId w:val="1024"/>
+        </w:numPr>
+      </w:pPr>
+      <w:r>
+        <w:rPr>
+          <w:b/>
+          <w:bCs/>
+        </w:rPr>
+        <w:t xml:space="preserve">Draw the DAG</w:t>
+      </w:r>
+      <w:r>
+        <w:t xml:space="preserve">:</w:t>
+      </w:r>
+    </w:p>
+    <w:p>
+      <w:pPr>
+        <w:pStyle w:val="Compact"/>
+        <w:numPr>
+          <w:ilvl w:val="1"/>
+          <w:numId w:val="1025"/>
+        </w:numPr>
+      </w:pPr>
+      <w:r>
+        <w:t xml:space="preserve">Represent your causal assumptions about relationships between variables</w:t>
+      </w:r>
+    </w:p>
+    <w:p>
+      <w:pPr>
+        <w:pStyle w:val="Compact"/>
+        <w:numPr>
+          <w:ilvl w:val="1"/>
+          <w:numId w:val="1025"/>
+        </w:numPr>
+      </w:pPr>
+      <w:r>
+        <w:t xml:space="preserve">Include treatment, outcome, all measured covariates, and key unmeasured variables</w:t>
+      </w:r>
+    </w:p>
+    <w:p>
+      <w:pPr>
+        <w:pStyle w:val="Compact"/>
+        <w:numPr>
+          <w:ilvl w:val="1"/>
+          <w:numId w:val="1025"/>
+        </w:numPr>
+      </w:pPr>
+      <w:r>
+        <w:t xml:space="preserve">Draw arrows representing direct causal effects</w:t>
+      </w:r>
+    </w:p>
+    <w:p>
+      <w:pPr>
+        <w:numPr>
+          <w:ilvl w:val="0"/>
+          <w:numId w:val="1024"/>
+        </w:numPr>
+      </w:pPr>
+      <w:r>
+        <w:rPr>
+          <w:b/>
+          <w:bCs/>
+        </w:rPr>
+        <w:t xml:space="preserve">Identify backdoor paths</w:t>
+      </w:r>
+      <w:r>
+        <w:t xml:space="preserve">:</w:t>
+      </w:r>
+    </w:p>
+    <w:p>
+      <w:pPr>
+        <w:pStyle w:val="Compact"/>
+        <w:numPr>
+          <w:ilvl w:val="1"/>
+          <w:numId w:val="1026"/>
+        </w:numPr>
+      </w:pPr>
+      <w:r>
+        <w:t xml:space="preserve">Find all paths from</w:t>
       </w:r>
       <w:r>
         <w:t xml:space="preserve"> </w:t>
@@ -4058,21 +4644,21 @@
         <w:t xml:space="preserve"> </w:t>
       </w:r>
       <w:r>
-        <w:t xml:space="preserve">(no arrow from</w:t>
+        <w:t xml:space="preserve">to</w:t>
       </w:r>
       <w:r>
         <w:t xml:space="preserve"> </w:t>
       </w:r>
       <m:oMath>
         <m:r>
-          <m:t>V</m:t>
+          <m:t>Y</m:t>
         </m:r>
       </m:oMath>
       <w:r>
         <w:t xml:space="preserve"> </w:t>
       </w:r>
       <w:r>
-        <w:t xml:space="preserve">to</w:t>
+        <w:t xml:space="preserve">that start with an arrow into</w:t>
       </w:r>
       <w:r>
         <w:t xml:space="preserve"> </w:t>
@@ -4082,23 +4668,32 @@
           <m:t>A</m:t>
         </m:r>
       </m:oMath>
-      <w:r>
-        <w:t xml:space="preserve"> </w:t>
-      </w:r>
-      <w:r>
-        <w:t xml:space="preserve">or shared causes).</w:t>
-      </w:r>
-    </w:p>
-    <w:p>
-      <w:pPr>
-        <w:pStyle w:val="BodyText"/>
+    </w:p>
+    <w:p>
+      <w:pPr>
+        <w:pStyle w:val="Compact"/>
+        <w:numPr>
+          <w:ilvl w:val="1"/>
+          <w:numId w:val="1026"/>
+        </w:numPr>
+      </w:pPr>
+      <w:r>
+        <w:t xml:space="preserve">These are sources of confounding</w:t>
+      </w:r>
+    </w:p>
+    <w:p>
+      <w:pPr>
+        <w:numPr>
+          <w:ilvl w:val="0"/>
+          <w:numId w:val="1024"/>
+        </w:numPr>
       </w:pPr>
       <w:r>
         <w:rPr>
           <w:b/>
           <w:bCs/>
         </w:rPr>
-        <w:t xml:space="preserve">Effect of adjustment</w:t>
+        <w:t xml:space="preserve">Find sufficient adjustment sets</w:t>
       </w:r>
       <w:r>
         <w:t xml:space="preserve">:</w:t>
@@ -4108,562 +4703,65 @@
       <w:pPr>
         <w:pStyle w:val="Compact"/>
         <w:numPr>
-          <w:ilvl w:val="0"/>
-          <w:numId w:val="1019"/>
-        </w:numPr>
-      </w:pPr>
-      <w:r>
-        <w:t xml:space="preserve">Does NOT affect bias (no confounding)</w:t>
-      </w:r>
-    </w:p>
-    <w:p>
-      <w:pPr>
-        <w:pStyle w:val="Compact"/>
-        <w:numPr>
-          <w:ilvl w:val="0"/>
-          <w:numId w:val="1019"/>
-        </w:numPr>
-      </w:pPr>
-      <w:r>
-        <w:t xml:space="preserve">DOES improve precision (reduces residual variance)</w:t>
-      </w:r>
-    </w:p>
-    <w:p>
-      <w:pPr>
-        <w:pStyle w:val="FirstParagraph"/>
+          <w:ilvl w:val="1"/>
+          <w:numId w:val="1027"/>
+        </w:numPr>
+      </w:pPr>
+      <w:r>
+        <w:t xml:space="preserve">Identify sets of variables that block all backdoor paths</w:t>
+      </w:r>
+    </w:p>
+    <w:p>
+      <w:pPr>
+        <w:pStyle w:val="Compact"/>
+        <w:numPr>
+          <w:ilvl w:val="1"/>
+          <w:numId w:val="1027"/>
+        </w:numPr>
+      </w:pPr>
+      <w:r>
+        <w:t xml:space="preserve">Avoid inducing collider bias</w:t>
+      </w:r>
+    </w:p>
+    <w:p>
+      <w:pPr>
+        <w:pStyle w:val="Compact"/>
+        <w:numPr>
+          <w:ilvl w:val="1"/>
+          <w:numId w:val="1027"/>
+        </w:numPr>
+      </w:pPr>
+      <w:r>
+        <w:t xml:space="preserve">Use algorithms (e.g.,</w:t>
+      </w:r>
+      <w:r>
+        <w:t xml:space="preserve"> </w:t>
+      </w:r>
+      <w:r>
+        <w:rPr>
+          <w:rStyle w:val="VerbatimChar"/>
+        </w:rPr>
+        <w:t xml:space="preserve">dagitty</w:t>
+      </w:r>
+      <w:r>
+        <w:t xml:space="preserve"> </w:t>
+      </w:r>
+      <w:r>
+        <w:t xml:space="preserve">R package) if DAG is complex</w:t>
+      </w:r>
+    </w:p>
+    <w:p>
+      <w:pPr>
+        <w:numPr>
+          <w:ilvl w:val="0"/>
+          <w:numId w:val="1024"/>
+        </w:numPr>
       </w:pPr>
       <w:r>
         <w:rPr>
           <w:b/>
           <w:bCs/>
         </w:rPr>
-        <w:t xml:space="preserve">Recommendation</w:t>
-      </w:r>
-      <w:r>
-        <w:t xml:space="preserve">: Include precision variables to improve efficiency.</w:t>
-      </w:r>
-    </w:p>
-    <w:bookmarkEnd w:id="29"/>
-    <w:bookmarkStart w:id="30" w:name="instruments-as-precision-variables"/>
-    <w:p>
-      <w:pPr>
-        <w:pStyle w:val="Heading3"/>
-      </w:pPr>
-      <w:r>
-        <w:t xml:space="preserve">6.2 Instruments as Precision Variables?</w:t>
-      </w:r>
-    </w:p>
-    <w:p>
-      <w:pPr>
-        <w:pStyle w:val="FirstParagraph"/>
-      </w:pPr>
-      <w:r>
-        <w:rPr>
-          <w:b/>
-          <w:bCs/>
-        </w:rPr>
-        <w:t xml:space="preserve">Question</w:t>
-      </w:r>
-      <w:r>
-        <w:t xml:space="preserve">: Should we include instrumental variables in outcome models?</w:t>
-      </w:r>
-    </w:p>
-    <w:p>
-      <w:pPr>
-        <w:pStyle w:val="BodyText"/>
-      </w:pPr>
-      <w:r>
-        <w:rPr>
-          <w:b/>
-          <w:bCs/>
-        </w:rPr>
-        <w:t xml:space="preserve">Answer</w:t>
-      </w:r>
-      <w:r>
-        <w:t xml:space="preserve">: Generally NO.</w:t>
-      </w:r>
-    </w:p>
-    <w:p>
-      <w:pPr>
-        <w:pStyle w:val="Compact"/>
-        <w:numPr>
-          <w:ilvl w:val="0"/>
-          <w:numId w:val="1020"/>
-        </w:numPr>
-      </w:pPr>
-      <w:r>
-        <w:t xml:space="preserve">Instruments are associated with</w:t>
-      </w:r>
-      <w:r>
-        <w:t xml:space="preserve"> </w:t>
-      </w:r>
-      <m:oMath>
-        <m:r>
-          <m:t>A</m:t>
-        </m:r>
-      </m:oMath>
-      <w:r>
-        <w:t xml:space="preserve"> </w:t>
-      </w:r>
-      <w:r>
-        <w:t xml:space="preserve">but (by exclusion) not directly with</w:t>
-      </w:r>
-      <w:r>
-        <w:t xml:space="preserve"> </w:t>
-      </w:r>
-      <m:oMath>
-        <m:r>
-          <m:t>Y</m:t>
-        </m:r>
-      </m:oMath>
-    </w:p>
-    <w:p>
-      <w:pPr>
-        <w:pStyle w:val="Compact"/>
-        <w:numPr>
-          <w:ilvl w:val="0"/>
-          <w:numId w:val="1020"/>
-        </w:numPr>
-      </w:pPr>
-      <w:r>
-        <w:t xml:space="preserve">Including them in outcome models doesn’t improve precision</w:t>
-      </w:r>
-    </w:p>
-    <w:p>
-      <w:pPr>
-        <w:pStyle w:val="Compact"/>
-        <w:numPr>
-          <w:ilvl w:val="0"/>
-          <w:numId w:val="1020"/>
-        </w:numPr>
-      </w:pPr>
-      <w:r>
-        <w:t xml:space="preserve">May slightly worsen precision due to additional parameters</w:t>
-      </w:r>
-    </w:p>
-    <w:bookmarkEnd w:id="30"/>
-    <w:bookmarkStart w:id="31" w:name="practical-strategy"/>
-    <w:p>
-      <w:pPr>
-        <w:pStyle w:val="Heading3"/>
-      </w:pPr>
-      <w:r>
-        <w:t xml:space="preserve">6.3 Practical Strategy</w:t>
-      </w:r>
-    </w:p>
-    <w:p>
-      <w:pPr>
-        <w:pStyle w:val="Compact"/>
-        <w:numPr>
-          <w:ilvl w:val="0"/>
-          <w:numId w:val="1021"/>
-        </w:numPr>
-      </w:pPr>
-      <w:r>
-        <w:rPr>
-          <w:b/>
-          <w:bCs/>
-        </w:rPr>
-        <w:t xml:space="preserve">First priority</w:t>
-      </w:r>
-      <w:r>
-        <w:t xml:space="preserve">: Include all variables needed to block backdoor paths (confounders)</w:t>
-      </w:r>
-    </w:p>
-    <w:p>
-      <w:pPr>
-        <w:pStyle w:val="Compact"/>
-        <w:numPr>
-          <w:ilvl w:val="0"/>
-          <w:numId w:val="1021"/>
-        </w:numPr>
-      </w:pPr>
-      <w:r>
-        <w:rPr>
-          <w:b/>
-          <w:bCs/>
-        </w:rPr>
-        <w:t xml:space="preserve">Second priority</w:t>
-      </w:r>
-      <w:r>
-        <w:t xml:space="preserve">: Exclude colliders, mediators, and descendants of treatment</w:t>
-      </w:r>
-    </w:p>
-    <w:p>
-      <w:pPr>
-        <w:pStyle w:val="Compact"/>
-        <w:numPr>
-          <w:ilvl w:val="0"/>
-          <w:numId w:val="1021"/>
-        </w:numPr>
-      </w:pPr>
-      <w:r>
-        <w:rPr>
-          <w:b/>
-          <w:bCs/>
-        </w:rPr>
-        <w:t xml:space="preserve">Third priority</w:t>
-      </w:r>
-      <w:r>
-        <w:t xml:space="preserve">: Consider including precision variables if they:</w:t>
-      </w:r>
-    </w:p>
-    <w:p>
-      <w:pPr>
-        <w:pStyle w:val="Compact"/>
-        <w:numPr>
-          <w:ilvl w:val="1"/>
-          <w:numId w:val="1022"/>
-        </w:numPr>
-      </w:pPr>
-      <w:r>
-        <w:t xml:space="preserve">Strongly predict the outcome</w:t>
-      </w:r>
-    </w:p>
-    <w:p>
-      <w:pPr>
-        <w:pStyle w:val="Compact"/>
-        <w:numPr>
-          <w:ilvl w:val="1"/>
-          <w:numId w:val="1022"/>
-        </w:numPr>
-      </w:pPr>
-      <w:r>
-        <w:t xml:space="preserve">Are not affected by treatment</w:t>
-      </w:r>
-    </w:p>
-    <w:p>
-      <w:pPr>
-        <w:pStyle w:val="Compact"/>
-        <w:numPr>
-          <w:ilvl w:val="1"/>
-          <w:numId w:val="1022"/>
-        </w:numPr>
-      </w:pPr>
-      <w:r>
-        <w:t xml:space="preserve">Don’t introduce collinearity issues</w:t>
-      </w:r>
-    </w:p>
-    <w:p>
-      <w:pPr>
-        <w:pStyle w:val="FirstParagraph"/>
-      </w:pPr>
-      <w:r>
-        <w:rPr>
-          <w:b/>
-          <w:bCs/>
-        </w:rPr>
-        <w:t xml:space="preserve">Balance precision and bias</w:t>
-      </w:r>
-      <w:r>
-        <w:t xml:space="preserve">:</w:t>
-      </w:r>
-    </w:p>
-    <w:p>
-      <w:pPr>
-        <w:pStyle w:val="Compact"/>
-        <w:numPr>
-          <w:ilvl w:val="0"/>
-          <w:numId w:val="1023"/>
-        </w:numPr>
-      </w:pPr>
-      <w:r>
-        <w:t xml:space="preserve">Including precision variables: ↑ efficiency, but more complex models</w:t>
-      </w:r>
-    </w:p>
-    <w:p>
-      <w:pPr>
-        <w:pStyle w:val="Compact"/>
-        <w:numPr>
-          <w:ilvl w:val="0"/>
-          <w:numId w:val="1023"/>
-        </w:numPr>
-      </w:pPr>
-      <w:r>
-        <w:t xml:space="preserve">Excluding precision variables: ↓ efficiency, but simpler models</w:t>
-      </w:r>
-    </w:p>
-    <w:p>
-      <w:pPr>
-        <w:pStyle w:val="FirstParagraph"/>
-      </w:pPr>
-      <w:r>
-        <w:t xml:space="preserve">With large samples, precision gains may be modest. With small samples, precision improvements can be valuable.</w:t>
-      </w:r>
-    </w:p>
-    <w:p>
-      <w:pPr>
-        <w:pStyle w:val="BodyText"/>
-      </w:pPr>
-      <w:r>
-        <w:rPr>
-          <w:b/>
-          <w:bCs/>
-        </w:rPr>
-        <w:t xml:space="preserve">Practical consideration</w:t>
-      </w:r>
-      <w:r>
-        <w:t xml:space="preserve">: In many applications, confounders ARE strong predictors of the outcome, so adjusting for them serves both purposes (removes bias and improves precision).</w:t>
-      </w:r>
-    </w:p>
-    <w:bookmarkEnd w:id="31"/>
-    <w:bookmarkEnd w:id="32"/>
-    <w:bookmarkStart w:id="35" w:name="using-causal-diagrams-pp.-281-282"/>
-    <w:p>
-      <w:pPr>
-        <w:pStyle w:val="Heading2"/>
-      </w:pPr>
-      <w:r>
-        <w:t xml:space="preserve">7 18.7 Using Causal Diagrams (pp. 281-282)</w:t>
-      </w:r>
-    </w:p>
-    <w:p>
-      <w:r>
-        <w:pict>
-          <v:rect style="width:0;height:1.5pt" o:hralign="center" o:hrstd="t" o:hr="t"/>
-        </w:pict>
-      </w:r>
-    </w:p>
-    <w:p>
-      <w:pPr>
-        <w:pStyle w:val="FirstParagraph"/>
-      </w:pPr>
-      <w:r>
-        <w:rPr>
-          <w:b/>
-          <w:bCs/>
-        </w:rPr>
-        <w:t xml:space="preserve">Causal DAGs</w:t>
-      </w:r>
-      <w:r>
-        <w:t xml:space="preserve"> </w:t>
-      </w:r>
-      <w:r>
-        <w:t xml:space="preserve">(directed acyclic graphs) are invaluable tools for variable selection.</w:t>
-      </w:r>
-    </w:p>
-    <w:bookmarkStart w:id="33" w:name="steps-for-using-dags"/>
-    <w:p>
-      <w:pPr>
-        <w:pStyle w:val="Heading3"/>
-      </w:pPr>
-      <w:r>
-        <w:t xml:space="preserve">7.1 Steps for Using DAGs</w:t>
-      </w:r>
-    </w:p>
-    <w:p>
-      <w:pPr>
-        <w:numPr>
-          <w:ilvl w:val="0"/>
-          <w:numId w:val="1024"/>
-        </w:numPr>
-      </w:pPr>
-      <w:r>
-        <w:rPr>
-          <w:b/>
-          <w:bCs/>
-        </w:rPr>
-        <w:t xml:space="preserve">Draw the DAG</w:t>
-      </w:r>
-      <w:r>
-        <w:t xml:space="preserve">:</w:t>
-      </w:r>
-    </w:p>
-    <w:p>
-      <w:pPr>
-        <w:pStyle w:val="Compact"/>
-        <w:numPr>
-          <w:ilvl w:val="1"/>
-          <w:numId w:val="1025"/>
-        </w:numPr>
-      </w:pPr>
-      <w:r>
-        <w:t xml:space="preserve">Represent your causal assumptions about relationships between variables</w:t>
-      </w:r>
-    </w:p>
-    <w:p>
-      <w:pPr>
-        <w:pStyle w:val="Compact"/>
-        <w:numPr>
-          <w:ilvl w:val="1"/>
-          <w:numId w:val="1025"/>
-        </w:numPr>
-      </w:pPr>
-      <w:r>
-        <w:t xml:space="preserve">Include treatment, outcome, all measured covariates, and key unmeasured variables</w:t>
-      </w:r>
-    </w:p>
-    <w:p>
-      <w:pPr>
-        <w:pStyle w:val="Compact"/>
-        <w:numPr>
-          <w:ilvl w:val="1"/>
-          <w:numId w:val="1025"/>
-        </w:numPr>
-      </w:pPr>
-      <w:r>
-        <w:t xml:space="preserve">Draw arrows representing direct causal effects</w:t>
-      </w:r>
-    </w:p>
-    <w:p>
-      <w:pPr>
-        <w:numPr>
-          <w:ilvl w:val="0"/>
-          <w:numId w:val="1024"/>
-        </w:numPr>
-      </w:pPr>
-      <w:r>
-        <w:rPr>
-          <w:b/>
-          <w:bCs/>
-        </w:rPr>
-        <w:t xml:space="preserve">Identify backdoor paths</w:t>
-      </w:r>
-      <w:r>
-        <w:t xml:space="preserve">:</w:t>
-      </w:r>
-    </w:p>
-    <w:p>
-      <w:pPr>
-        <w:pStyle w:val="Compact"/>
-        <w:numPr>
-          <w:ilvl w:val="1"/>
-          <w:numId w:val="1026"/>
-        </w:numPr>
-      </w:pPr>
-      <w:r>
-        <w:t xml:space="preserve">Find all paths from</w:t>
-      </w:r>
-      <w:r>
-        <w:t xml:space="preserve"> </w:t>
-      </w:r>
-      <m:oMath>
-        <m:r>
-          <m:t>A</m:t>
-        </m:r>
-      </m:oMath>
-      <w:r>
-        <w:t xml:space="preserve"> </w:t>
-      </w:r>
-      <w:r>
-        <w:t xml:space="preserve">to</w:t>
-      </w:r>
-      <w:r>
-        <w:t xml:space="preserve"> </w:t>
-      </w:r>
-      <m:oMath>
-        <m:r>
-          <m:t>Y</m:t>
-        </m:r>
-      </m:oMath>
-      <w:r>
-        <w:t xml:space="preserve"> </w:t>
-      </w:r>
-      <w:r>
-        <w:t xml:space="preserve">that start with an arrow into</w:t>
-      </w:r>
-      <w:r>
-        <w:t xml:space="preserve"> </w:t>
-      </w:r>
-      <m:oMath>
-        <m:r>
-          <m:t>A</m:t>
-        </m:r>
-      </m:oMath>
-    </w:p>
-    <w:p>
-      <w:pPr>
-        <w:pStyle w:val="Compact"/>
-        <w:numPr>
-          <w:ilvl w:val="1"/>
-          <w:numId w:val="1026"/>
-        </w:numPr>
-      </w:pPr>
-      <w:r>
-        <w:t xml:space="preserve">These are sources of confounding</w:t>
-      </w:r>
-    </w:p>
-    <w:p>
-      <w:pPr>
-        <w:numPr>
-          <w:ilvl w:val="0"/>
-          <w:numId w:val="1024"/>
-        </w:numPr>
-      </w:pPr>
-      <w:r>
-        <w:rPr>
-          <w:b/>
-          <w:bCs/>
-        </w:rPr>
-        <w:t xml:space="preserve">Find sufficient adjustment sets</w:t>
-      </w:r>
-      <w:r>
-        <w:t xml:space="preserve">:</w:t>
-      </w:r>
-    </w:p>
-    <w:p>
-      <w:pPr>
-        <w:pStyle w:val="Compact"/>
-        <w:numPr>
-          <w:ilvl w:val="1"/>
-          <w:numId w:val="1027"/>
-        </w:numPr>
-      </w:pPr>
-      <w:r>
-        <w:t xml:space="preserve">Identify sets of variables that block all backdoor paths</w:t>
-      </w:r>
-    </w:p>
-    <w:p>
-      <w:pPr>
-        <w:pStyle w:val="Compact"/>
-        <w:numPr>
-          <w:ilvl w:val="1"/>
-          <w:numId w:val="1027"/>
-        </w:numPr>
-      </w:pPr>
-      <w:r>
-        <w:t xml:space="preserve">Avoid inducing collider bias</w:t>
-      </w:r>
-    </w:p>
-    <w:p>
-      <w:pPr>
-        <w:pStyle w:val="Compact"/>
-        <w:numPr>
-          <w:ilvl w:val="1"/>
-          <w:numId w:val="1027"/>
-        </w:numPr>
-      </w:pPr>
-      <w:r>
-        <w:t xml:space="preserve">Use algorithms (e.g.,</w:t>
-      </w:r>
-      <w:r>
-        <w:t xml:space="preserve"> </w:t>
-      </w:r>
-      <w:r>
-        <w:rPr>
-          <w:rStyle w:val="VerbatimChar"/>
-        </w:rPr>
-        <w:t xml:space="preserve">dagitty</w:t>
-      </w:r>
-      <w:r>
-        <w:t xml:space="preserve"> </w:t>
-      </w:r>
-      <w:r>
-        <w:t xml:space="preserve">R package) if DAG is complex</w:t>
-      </w:r>
-    </w:p>
-    <w:p>
-      <w:pPr>
-        <w:numPr>
-          <w:ilvl w:val="0"/>
-          <w:numId w:val="1024"/>
-        </w:numPr>
-      </w:pPr>
-      <w:r>
-        <w:rPr>
-          <w:b/>
-          <w:bCs/>
-        </w:rPr>
         <w:t xml:space="preserve">Choose an adjustment set</w:t>
       </w:r>
       <w:r>
@@ -4706,8 +4804,8 @@
         <w:t xml:space="preserve">Check for practical considerations (measurement error, missing data, etc.)</w:t>
       </w:r>
     </w:p>
-    <w:bookmarkEnd w:id="33"/>
-    <w:bookmarkStart w:id="34" w:name="software-tools"/>
+    <w:bookmarkEnd w:id="35"/>
+    <w:bookmarkStart w:id="36" w:name="software-tools"/>
     <w:p>
       <w:pPr>
         <w:pStyle w:val="Heading3"/>
@@ -5114,9 +5212,9 @@
         <w:t xml:space="preserve">: Draw multiple plausible DAGs, find adjustment sets for each, conduct sensitivity analyses.</w:t>
       </w:r>
     </w:p>
-    <w:bookmarkEnd w:id="34"/>
-    <w:bookmarkEnd w:id="35"/>
-    <w:bookmarkStart w:id="39" w:name="summary"/>
+    <w:bookmarkEnd w:id="36"/>
+    <w:bookmarkEnd w:id="37"/>
+    <w:bookmarkStart w:id="41" w:name="summary"/>
     <w:p>
       <w:pPr>
         <w:pStyle w:val="Heading2"/>
@@ -5939,8 +6037,8 @@
         <w:t xml:space="preserve">: Part III extends these ideas to longitudinal settings with time-varying treatments and confounders, where variable selection becomes even more critical and complex.</w:t>
       </w:r>
     </w:p>
-    <w:bookmarkStart w:id="38" w:name="refs"/>
-    <w:bookmarkStart w:id="37" w:name="ref-hernan2020causal"/>
+    <w:bookmarkStart w:id="40" w:name="refs"/>
+    <w:bookmarkStart w:id="39" w:name="ref-hernan2020causal"/>
     <w:p>
       <w:pPr>
         <w:pStyle w:val="Bibliography"/>
@@ -5964,7 +6062,7 @@
       <w:r>
         <w:t xml:space="preserve"> </w:t>
       </w:r>
-      <w:hyperlink r:id="rId36">
+      <w:hyperlink r:id="rId38">
         <w:r>
           <w:rPr>
             <w:rStyle w:val="Hyperlink"/>
@@ -5976,9 +6074,9 @@
         <w:t xml:space="preserve">.</w:t>
       </w:r>
     </w:p>
-    <w:bookmarkEnd w:id="37"/>
-    <w:bookmarkEnd w:id="38"/>
     <w:bookmarkEnd w:id="39"/>
+    <w:bookmarkEnd w:id="40"/>
+    <w:bookmarkEnd w:id="41"/>
     <w:sectPr>
       <w:footnotePr>
         <w:numRestart w:val="eachSect"/>

--- a/pr-preview/pr-78/chapters/18-variable-selection-causal-inference.docx
+++ b/pr-preview/pr-78/chapters/18-variable-selection-causal-inference.docx
@@ -1424,7 +1424,7 @@
     </w:p>
     <w:bookmarkEnd w:id="15"/>
     <w:bookmarkEnd w:id="16"/>
-    <w:bookmarkStart w:id="21" w:name="confounding-adjustment-pp.-270-273"/>
+    <w:bookmarkStart w:id="22" w:name="confounding-adjustment-pp.-270-273"/>
     <w:p>
       <w:pPr>
         <w:pStyle w:val="Heading2"/>
@@ -1567,185 +1567,13 @@
       </w:r>
     </w:p>
     <w:bookmarkEnd w:id="17"/>
-    <w:bookmarkStart w:id="18" w:name="variables-to-exclude"/>
+    <w:bookmarkStart w:id="19" w:name="variables-to-exclude"/>
     <w:p>
       <w:pPr>
         <w:pStyle w:val="Heading3"/>
       </w:pPr>
       <w:r>
         <w:t xml:space="preserve">3.2 Variables to Exclude</w:t>
-      </w:r>
-    </w:p>
-    <w:p>
-      <w:pPr>
-        <w:pStyle w:val="FirstParagraph"/>
-      </w:pPr>
-      <w:r>
-        <w:rPr>
-          <w:b/>
-          <w:bCs/>
-        </w:rPr>
-        <w:t xml:space="preserve">Mediators</w:t>
-      </w:r>
-      <w:r>
-        <w:t xml:space="preserve">: Variables on the causal path from</w:t>
-      </w:r>
-      <w:r>
-        <w:t xml:space="preserve"> </w:t>
-      </w:r>
-      <m:oMath>
-        <m:r>
-          <m:t>A</m:t>
-        </m:r>
-      </m:oMath>
-      <w:r>
-        <w:t xml:space="preserve"> </w:t>
-      </w:r>
-      <w:r>
-        <w:t xml:space="preserve">to</w:t>
-      </w:r>
-      <w:r>
-        <w:t xml:space="preserve"> </w:t>
-      </w:r>
-      <m:oMath>
-        <m:r>
-          <m:t>Y</m:t>
-        </m:r>
-      </m:oMath>
-    </w:p>
-    <w:p>
-      <w:pPr>
-        <w:pStyle w:val="Compact"/>
-        <w:numPr>
-          <w:ilvl w:val="0"/>
-          <w:numId w:val="1009"/>
-        </w:numPr>
-      </w:pPr>
-      <w:r>
-        <w:t xml:space="preserve">✗ Do NOT adjust (would remove part of the causal effect)</w:t>
-      </w:r>
-    </w:p>
-    <w:p>
-      <w:pPr>
-        <w:pStyle w:val="FirstParagraph"/>
-      </w:pPr>
-      <w:r>
-        <w:rPr>
-          <w:b/>
-          <w:bCs/>
-        </w:rPr>
-        <w:t xml:space="preserve">Example DAG</w:t>
-      </w:r>
-      <w:r>
-        <w:t xml:space="preserve">:</w:t>
-      </w:r>
-    </w:p>
-    <w:p>
-      <w:pPr>
-        <w:pStyle w:val="BodyText"/>
-      </w:pPr>
-      <m:oMathPara>
-        <m:oMathParaPr>
-          <m:jc m:val="center"/>
-        </m:oMathParaPr>
-        <m:oMath>
-          <m:r>
-            <m:t>A</m:t>
-          </m:r>
-          <m:r>
-            <m:rPr>
-              <m:sty m:val="p"/>
-            </m:rPr>
-            <m:t>→</m:t>
-          </m:r>
-          <m:r>
-            <m:t>M</m:t>
-          </m:r>
-          <m:r>
-            <m:rPr>
-              <m:sty m:val="p"/>
-            </m:rPr>
-            <m:t>→</m:t>
-          </m:r>
-          <m:r>
-            <m:t>Y</m:t>
-          </m:r>
-        </m:oMath>
-      </m:oMathPara>
-    </w:p>
-    <w:p>
-      <w:pPr>
-        <w:pStyle w:val="FirstParagraph"/>
-      </w:pPr>
-      <w:r>
-        <w:t xml:space="preserve">If we adjust for</w:t>
-      </w:r>
-      <w:r>
-        <w:t xml:space="preserve"> </w:t>
-      </w:r>
-      <m:oMath>
-        <m:r>
-          <m:t>M</m:t>
-        </m:r>
-      </m:oMath>
-      <w:r>
-        <w:t xml:space="preserve">, we block the causal path through</w:t>
-      </w:r>
-      <w:r>
-        <w:t xml:space="preserve"> </w:t>
-      </w:r>
-      <m:oMath>
-        <m:r>
-          <m:t>M</m:t>
-        </m:r>
-      </m:oMath>
-      <w:r>
-        <w:t xml:space="preserve">.</w:t>
-      </w:r>
-    </w:p>
-    <w:p>
-      <w:pPr>
-        <w:pStyle w:val="BodyText"/>
-      </w:pPr>
-      <w:r>
-        <w:rPr>
-          <w:b/>
-          <w:bCs/>
-        </w:rPr>
-        <w:t xml:space="preserve">Descendants of treatment</w:t>
-      </w:r>
-      <w:r>
-        <w:t xml:space="preserve">: Variables affected by</w:t>
-      </w:r>
-      <w:r>
-        <w:t xml:space="preserve"> </w:t>
-      </w:r>
-      <m:oMath>
-        <m:r>
-          <m:t>A</m:t>
-        </m:r>
-      </m:oMath>
-    </w:p>
-    <w:p>
-      <w:pPr>
-        <w:pStyle w:val="Compact"/>
-        <w:numPr>
-          <w:ilvl w:val="0"/>
-          <w:numId w:val="1010"/>
-        </w:numPr>
-      </w:pPr>
-      <w:r>
-        <w:t xml:space="preserve">✗ Usually do NOT adjust (may induce bias)</w:t>
-      </w:r>
-    </w:p>
-    <w:bookmarkEnd w:id="18"/>
-    <w:bookmarkStart w:id="20" w:name="colliders"/>
-    <w:p>
-      <w:pPr>
-        <w:pStyle w:val="Heading3"/>
-      </w:pPr>
-      <w:r>
-        <w:t xml:space="preserve">3.3 Colliders</w:t>
       </w:r>
     </w:p>
     <w:tbl>
@@ -1782,7 +1610,7 @@
               <w:spacing w:before="16" w:after="64"/>
             </w:pPr>
           </w:p>
-          <w:bookmarkStart w:id="19" w:name="def-collider"/>
+          <w:bookmarkStart w:id="18" w:name="def-mediator"/>
           <w:p>
             <w:pPr>
               <w:pStyle w:val="BodyText"/>
@@ -1792,7 +1620,240 @@
                 <w:b/>
                 <w:bCs/>
               </w:rPr>
-              <w:t xml:space="preserve">Definition 3 (Collider)</w:t>
+              <w:t xml:space="preserve">Definition 3 (Mediator)</w:t>
+            </w:r>
+            <w:r>
+              <w:t xml:space="preserve"> </w:t>
+            </w:r>
+            <w:r>
+              <w:t xml:space="preserve">A</w:t>
+            </w:r>
+            <w:r>
+              <w:t xml:space="preserve"> </w:t>
+            </w:r>
+            <w:r>
+              <w:rPr>
+                <w:b/>
+                <w:bCs/>
+              </w:rPr>
+              <w:t xml:space="preserve">mediator</w:t>
+            </w:r>
+            <w:r>
+              <w:t xml:space="preserve"> </w:t>
+            </w:r>
+            <w:r>
+              <w:t xml:space="preserve">is a variable on the causal path from</w:t>
+            </w:r>
+            <w:r>
+              <w:t xml:space="preserve"> </w:t>
+            </w:r>
+            <m:oMath>
+              <m:r>
+                <m:t>A</m:t>
+              </m:r>
+            </m:oMath>
+            <w:r>
+              <w:t xml:space="preserve"> </w:t>
+            </w:r>
+            <w:r>
+              <w:t xml:space="preserve">to</w:t>
+            </w:r>
+            <w:r>
+              <w:t xml:space="preserve"> </w:t>
+            </w:r>
+            <m:oMath>
+              <m:r>
+                <m:t>Y</m:t>
+              </m:r>
+            </m:oMath>
+            <w:r>
+              <w:t xml:space="preserve">.</w:t>
+            </w:r>
+          </w:p>
+          <w:bookmarkEnd w:id="18"/>
+        </w:tc>
+      </w:tr>
+    </w:tbl>
+    <w:p>
+      <w:pPr>
+        <w:pStyle w:val="Compact"/>
+        <w:numPr>
+          <w:ilvl w:val="0"/>
+          <w:numId w:val="1009"/>
+        </w:numPr>
+      </w:pPr>
+      <w:r>
+        <w:t xml:space="preserve">✗ Do NOT adjust (would remove part of the causal effect)</w:t>
+      </w:r>
+    </w:p>
+    <w:p>
+      <w:pPr>
+        <w:pStyle w:val="FirstParagraph"/>
+      </w:pPr>
+      <w:r>
+        <w:rPr>
+          <w:b/>
+          <w:bCs/>
+        </w:rPr>
+        <w:t xml:space="preserve">Example DAG</w:t>
+      </w:r>
+      <w:r>
+        <w:t xml:space="preserve">:</w:t>
+      </w:r>
+    </w:p>
+    <w:p>
+      <w:pPr>
+        <w:pStyle w:val="BodyText"/>
+      </w:pPr>
+      <m:oMathPara>
+        <m:oMathParaPr>
+          <m:jc m:val="center"/>
+        </m:oMathParaPr>
+        <m:oMath>
+          <m:r>
+            <m:t>A</m:t>
+          </m:r>
+          <m:r>
+            <m:rPr>
+              <m:sty m:val="p"/>
+            </m:rPr>
+            <m:t>→</m:t>
+          </m:r>
+          <m:r>
+            <m:t>M</m:t>
+          </m:r>
+          <m:r>
+            <m:rPr>
+              <m:sty m:val="p"/>
+            </m:rPr>
+            <m:t>→</m:t>
+          </m:r>
+          <m:r>
+            <m:t>Y</m:t>
+          </m:r>
+        </m:oMath>
+      </m:oMathPara>
+    </w:p>
+    <w:p>
+      <w:pPr>
+        <w:pStyle w:val="FirstParagraph"/>
+      </w:pPr>
+      <w:r>
+        <w:t xml:space="preserve">If we adjust for</w:t>
+      </w:r>
+      <w:r>
+        <w:t xml:space="preserve"> </w:t>
+      </w:r>
+      <m:oMath>
+        <m:r>
+          <m:t>M</m:t>
+        </m:r>
+      </m:oMath>
+      <w:r>
+        <w:t xml:space="preserve">, we block the causal path through</w:t>
+      </w:r>
+      <w:r>
+        <w:t xml:space="preserve"> </w:t>
+      </w:r>
+      <m:oMath>
+        <m:r>
+          <m:t>M</m:t>
+        </m:r>
+      </m:oMath>
+      <w:r>
+        <w:t xml:space="preserve">.</w:t>
+      </w:r>
+    </w:p>
+    <w:p>
+      <w:pPr>
+        <w:pStyle w:val="BodyText"/>
+      </w:pPr>
+      <w:r>
+        <w:rPr>
+          <w:b/>
+          <w:bCs/>
+        </w:rPr>
+        <w:t xml:space="preserve">Descendants of treatment</w:t>
+      </w:r>
+      <w:r>
+        <w:t xml:space="preserve">: Variables affected by</w:t>
+      </w:r>
+      <w:r>
+        <w:t xml:space="preserve"> </w:t>
+      </w:r>
+      <m:oMath>
+        <m:r>
+          <m:t>A</m:t>
+        </m:r>
+      </m:oMath>
+    </w:p>
+    <w:p>
+      <w:pPr>
+        <w:pStyle w:val="Compact"/>
+        <w:numPr>
+          <w:ilvl w:val="0"/>
+          <w:numId w:val="1010"/>
+        </w:numPr>
+      </w:pPr>
+      <w:r>
+        <w:t xml:space="preserve">✗ Usually do NOT adjust (may induce bias)</w:t>
+      </w:r>
+    </w:p>
+    <w:bookmarkEnd w:id="19"/>
+    <w:bookmarkStart w:id="21" w:name="colliders"/>
+    <w:p>
+      <w:pPr>
+        <w:pStyle w:val="Heading3"/>
+      </w:pPr>
+      <w:r>
+        <w:t xml:space="preserve">3.3 Colliders</w:t>
+      </w:r>
+    </w:p>
+    <w:tbl>
+      <w:tblPr>
+        <w:tblStyle w:val="Table"/>
+        <w:tblInd w:w="164" w:type="dxa"/>
+        <w:tblBorders>
+          <w:left w:val="single" w:sz="24" w:space="0" w:color="909090"/>
+        </w:tblBorders>
+        <w:tblCellMar>
+          <w:left w:w="0" w:type="dxa"/>
+          <w:right w:w="0" w:type="dxa"/>
+        </w:tblCellMar>
+        <w:tblLook w:firstRow="0" w:lastRow="0" w:firstColumn="0" w:lastColumn="0" w:noHBand="0" w:noVBand="0" w:val="0000"/>
+      </w:tblPr>
+      <w:tblGrid>
+        <w:gridCol w:w="7920"/>
+      </w:tblGrid>
+      <w:tr>
+        <w:trPr>
+          <w:cantSplit/>
+        </w:trPr>
+        <w:tc>
+          <w:tcPr>
+            <w:tcMar>
+              <w:left w:w="144" w:type="dxa"/>
+            </w:tcMar>
+          </w:tcPr>
+          <w:p>
+            <w:pPr>
+              <w:pStyle w:val="FirstParagraph"/>
+            </w:pPr>
+            <w:pPr>
+              <w:spacing w:before="16" w:after="64"/>
+            </w:pPr>
+          </w:p>
+          <w:bookmarkStart w:id="20" w:name="def-collider"/>
+          <w:p>
+            <w:pPr>
+              <w:pStyle w:val="BodyText"/>
+            </w:pPr>
+            <w:r>
+              <w:rPr>
+                <w:b/>
+                <w:bCs/>
+              </w:rPr>
+              <w:t xml:space="preserve">Definition 4 (Collider)</w:t>
             </w:r>
             <w:r>
               <w:t xml:space="preserve"> </w:t>
@@ -2028,7 +2089,7 @@
               <w:t xml:space="preserve">.</w:t>
             </w:r>
           </w:p>
-          <w:bookmarkEnd w:id="19"/>
+          <w:bookmarkEnd w:id="20"/>
         </w:tc>
       </w:tr>
     </w:tbl>
@@ -2243,9 +2304,9 @@
         <w:t xml:space="preserve">in regression can introduce bias.</w:t>
       </w:r>
     </w:p>
-    <w:bookmarkEnd w:id="20"/>
     <w:bookmarkEnd w:id="21"/>
-    <w:bookmarkStart w:id="25" w:name="X3e01b82cd3a38645145fa283163d3b6c6863fdd"/>
+    <w:bookmarkEnd w:id="22"/>
+    <w:bookmarkStart w:id="26" w:name="X3e01b82cd3a38645145fa283163d3b6c6863fdd"/>
     <w:p>
       <w:pPr>
         <w:pStyle w:val="Heading2"/>
@@ -2269,7 +2330,7 @@
         <w:t xml:space="preserve">Some variables should not be adjusted for even if they’re associated with both treatment and outcome.</w:t>
       </w:r>
     </w:p>
-    <w:bookmarkStart w:id="23" w:name="m-bias-butterfly-bias"/>
+    <w:bookmarkStart w:id="24" w:name="m-bias-butterfly-bias"/>
     <w:p>
       <w:pPr>
         <w:pStyle w:val="Heading3"/>
@@ -2312,7 +2373,7 @@
               <w:spacing w:before="16" w:after="64"/>
             </w:pPr>
           </w:p>
-          <w:bookmarkStart w:id="22" w:name="def-m-bias"/>
+          <w:bookmarkStart w:id="23" w:name="def-m-bias"/>
           <w:p>
             <w:pPr>
               <w:pStyle w:val="BodyText"/>
@@ -2322,7 +2383,7 @@
                 <w:b/>
                 <w:bCs/>
               </w:rPr>
-              <w:t xml:space="preserve">Definition 4 (M-Bias (Butterfly Bias))</w:t>
+              <w:t xml:space="preserve">Definition 5 (M-Bias (Butterfly Bias))</w:t>
             </w:r>
             <w:r>
               <w:t xml:space="preserve"> </w:t>
@@ -2666,7 +2727,7 @@
               <w:t xml:space="preserve">.</w:t>
             </w:r>
           </w:p>
-          <w:bookmarkEnd w:id="22"/>
+          <w:bookmarkEnd w:id="23"/>
         </w:tc>
       </w:tr>
     </w:tbl>
@@ -2844,8 +2905,8 @@
         <w:t xml:space="preserve">: Don’t adjust for a variable just because it’s associated with treatment and outcome. Check the causal structure!</w:t>
       </w:r>
     </w:p>
-    <w:bookmarkEnd w:id="23"/>
-    <w:bookmarkStart w:id="24" w:name="instrumental-variables-revisited"/>
+    <w:bookmarkEnd w:id="24"/>
+    <w:bookmarkStart w:id="25" w:name="instrumental-variables-revisited"/>
     <w:p>
       <w:pPr>
         <w:pStyle w:val="Heading3"/>
@@ -3039,9 +3100,9 @@
         <w:t xml:space="preserve">confounds some other relationship of interest: MAYBE</w:t>
       </w:r>
     </w:p>
-    <w:bookmarkEnd w:id="24"/>
     <w:bookmarkEnd w:id="25"/>
-    <w:bookmarkStart w:id="29" w:name="Xb9f9399c96308a999cd892d1ec04d61f2d07251"/>
+    <w:bookmarkEnd w:id="26"/>
+    <w:bookmarkStart w:id="30" w:name="Xb9f9399c96308a999cd892d1ec04d61f2d07251"/>
     <w:p>
       <w:pPr>
         <w:pStyle w:val="Heading2"/>
@@ -3065,7 +3126,7 @@
         <w:t xml:space="preserve">Time-varying treatments create new challenges for variable selection.</w:t>
       </w:r>
     </w:p>
-    <w:bookmarkStart w:id="26" w:name="time-varying-confounding"/>
+    <w:bookmarkStart w:id="27" w:name="time-varying-confounding"/>
     <w:p>
       <w:pPr>
         <w:pStyle w:val="Heading3"/>
@@ -3368,8 +3429,8 @@
         <w:t xml:space="preserve">is a mediator (should not adjust in standard regression)</w:t>
       </w:r>
     </w:p>
-    <w:bookmarkEnd w:id="26"/>
-    <w:bookmarkStart w:id="28" w:name="intermediate-confounder"/>
+    <w:bookmarkEnd w:id="27"/>
+    <w:bookmarkStart w:id="29" w:name="intermediate-confounder"/>
     <w:p>
       <w:pPr>
         <w:pStyle w:val="Heading3"/>
@@ -3412,7 +3473,7 @@
               <w:spacing w:before="16" w:after="64"/>
             </w:pPr>
           </w:p>
-          <w:bookmarkStart w:id="27" w:name="def-intermediate-confounder"/>
+          <w:bookmarkStart w:id="28" w:name="def-intermediate-confounder"/>
           <w:p>
             <w:pPr>
               <w:pStyle w:val="BodyText"/>
@@ -3422,7 +3483,7 @@
                 <w:b/>
                 <w:bCs/>
               </w:rPr>
-              <w:t xml:space="preserve">Definition 5 (Intermediate Confounder (Time-Dependent Confounder Affected by Prior Treatment))</w:t>
+              <w:t xml:space="preserve">Definition 6 (Intermediate Confounder (Time-Dependent Confounder Affected by Prior Treatment))</w:t>
             </w:r>
             <w:r>
               <w:t xml:space="preserve"> </w:t>
@@ -3620,7 +3681,7 @@
               <w:t xml:space="preserve"> A_1 → Y</w:t>
             </w:r>
           </w:p>
-          <w:bookmarkEnd w:id="27"/>
+          <w:bookmarkEnd w:id="28"/>
         </w:tc>
       </w:tr>
     </w:tbl>
@@ -3990,9 +4051,9 @@
         <w:t xml:space="preserve">: Marginal structural models with IP weighting or g-formula can properly estimate effects in this setting.</w:t>
       </w:r>
     </w:p>
-    <w:bookmarkEnd w:id="28"/>
     <w:bookmarkEnd w:id="29"/>
-    <w:bookmarkStart w:id="34" w:name="X97057dbbdff5ab19ed8627b492a5596c4a0813d"/>
+    <w:bookmarkEnd w:id="30"/>
+    <w:bookmarkStart w:id="35" w:name="X97057dbbdff5ab19ed8627b492a5596c4a0813d"/>
     <w:p>
       <w:pPr>
         <w:pStyle w:val="Heading2"/>
@@ -4016,7 +4077,7 @@
         <w:t xml:space="preserve">After ensuring confounding is addressed, can we include additional variables to improve precision?</w:t>
       </w:r>
     </w:p>
-    <w:bookmarkStart w:id="31" w:name="precision-variables"/>
+    <w:bookmarkStart w:id="32" w:name="precision-variables"/>
     <w:p>
       <w:pPr>
         <w:pStyle w:val="Heading3"/>
@@ -4059,7 +4120,7 @@
               <w:spacing w:before="16" w:after="64"/>
             </w:pPr>
           </w:p>
-          <w:bookmarkStart w:id="30" w:name="def-precision-variable"/>
+          <w:bookmarkStart w:id="31" w:name="def-precision-variable"/>
           <w:p>
             <w:pPr>
               <w:pStyle w:val="BodyText"/>
@@ -4069,7 +4130,7 @@
                 <w:b/>
                 <w:bCs/>
               </w:rPr>
-              <w:t xml:space="preserve">Definition 6 (Precision Variable)</w:t>
+              <w:t xml:space="preserve">Definition 7 (Precision Variable)</w:t>
             </w:r>
             <w:r>
               <w:t xml:space="preserve"> </w:t>
@@ -4222,7 +4283,7 @@
               <w:t xml:space="preserve">DOES improve precision (reduces residual variance)</w:t>
             </w:r>
           </w:p>
-          <w:bookmarkEnd w:id="30"/>
+          <w:bookmarkEnd w:id="31"/>
         </w:tc>
       </w:tr>
     </w:tbl>
@@ -4241,8 +4302,8 @@
         <w:t xml:space="preserve">: Include precision variables to improve efficiency.</w:t>
       </w:r>
     </w:p>
-    <w:bookmarkEnd w:id="31"/>
-    <w:bookmarkStart w:id="32" w:name="instruments-as-precision-variables"/>
+    <w:bookmarkEnd w:id="32"/>
+    <w:bookmarkStart w:id="33" w:name="instruments-as-precision-variables"/>
     <w:p>
       <w:pPr>
         <w:pStyle w:val="Heading3"/>
@@ -4339,8 +4400,8 @@
         <w:t xml:space="preserve">May slightly worsen precision due to additional parameters</w:t>
       </w:r>
     </w:p>
-    <w:bookmarkEnd w:id="32"/>
-    <w:bookmarkStart w:id="33" w:name="practical-strategy"/>
+    <w:bookmarkEnd w:id="33"/>
+    <w:bookmarkStart w:id="34" w:name="practical-strategy"/>
     <w:p>
       <w:pPr>
         <w:pStyle w:val="Heading3"/>
@@ -4504,9 +4565,9 @@
         <w:t xml:space="preserve">: In many applications, confounders ARE strong predictors of the outcome, so adjusting for them serves both purposes (removes bias and improves precision).</w:t>
       </w:r>
     </w:p>
-    <w:bookmarkEnd w:id="33"/>
     <w:bookmarkEnd w:id="34"/>
-    <w:bookmarkStart w:id="37" w:name="using-causal-diagrams-pp.-281-282"/>
+    <w:bookmarkEnd w:id="35"/>
+    <w:bookmarkStart w:id="38" w:name="using-causal-diagrams-pp.-281-282"/>
     <w:p>
       <w:pPr>
         <w:pStyle w:val="Heading2"/>
@@ -4540,7 +4601,7 @@
         <w:t xml:space="preserve">(directed acyclic graphs) are invaluable tools for variable selection.</w:t>
       </w:r>
     </w:p>
-    <w:bookmarkStart w:id="35" w:name="steps-for-using-dags"/>
+    <w:bookmarkStart w:id="36" w:name="steps-for-using-dags"/>
     <w:p>
       <w:pPr>
         <w:pStyle w:val="Heading3"/>
@@ -4804,8 +4865,8 @@
         <w:t xml:space="preserve">Check for practical considerations (measurement error, missing data, etc.)</w:t>
       </w:r>
     </w:p>
-    <w:bookmarkEnd w:id="35"/>
-    <w:bookmarkStart w:id="36" w:name="software-tools"/>
+    <w:bookmarkEnd w:id="36"/>
+    <w:bookmarkStart w:id="37" w:name="software-tools"/>
     <w:p>
       <w:pPr>
         <w:pStyle w:val="Heading3"/>
@@ -5212,9 +5273,9 @@
         <w:t xml:space="preserve">: Draw multiple plausible DAGs, find adjustment sets for each, conduct sensitivity analyses.</w:t>
       </w:r>
     </w:p>
-    <w:bookmarkEnd w:id="36"/>
     <w:bookmarkEnd w:id="37"/>
-    <w:bookmarkStart w:id="41" w:name="summary"/>
+    <w:bookmarkEnd w:id="38"/>
+    <w:bookmarkStart w:id="42" w:name="summary"/>
     <w:p>
       <w:pPr>
         <w:pStyle w:val="Heading2"/>
@@ -6037,8 +6098,8 @@
         <w:t xml:space="preserve">: Part III extends these ideas to longitudinal settings with time-varying treatments and confounders, where variable selection becomes even more critical and complex.</w:t>
       </w:r>
     </w:p>
-    <w:bookmarkStart w:id="40" w:name="refs"/>
-    <w:bookmarkStart w:id="39" w:name="ref-hernan2020causal"/>
+    <w:bookmarkStart w:id="41" w:name="refs"/>
+    <w:bookmarkStart w:id="40" w:name="ref-hernan2020causal"/>
     <w:p>
       <w:pPr>
         <w:pStyle w:val="Bibliography"/>
@@ -6062,7 +6123,7 @@
       <w:r>
         <w:t xml:space="preserve"> </w:t>
       </w:r>
-      <w:hyperlink r:id="rId38">
+      <w:hyperlink r:id="rId39">
         <w:r>
           <w:rPr>
             <w:rStyle w:val="Hyperlink"/>
@@ -6074,9 +6135,9 @@
         <w:t xml:space="preserve">.</w:t>
       </w:r>
     </w:p>
-    <w:bookmarkEnd w:id="39"/>
     <w:bookmarkEnd w:id="40"/>
     <w:bookmarkEnd w:id="41"/>
+    <w:bookmarkEnd w:id="42"/>
     <w:sectPr>
       <w:footnotePr>
         <w:numRestart w:val="eachSect"/>
